--- a/安全作业承载力分析/承载力报告/承载力报告20260923/国网青岛供电公司2026年9月23日安全承载力分析报告.docx
+++ b/安全作业承载力分析/承载力报告/承载力报告20260923/国网青岛供电公司2026年9月23日安全承载力分析报告.docx
@@ -175,7 +175,7 @@
     </w:p>
     <w:tbl>
       <w:tblPr>
-        <w:tblW w:w="2760" w:type="dxa"/>
+        <w:tblW w:w="3480" w:type="dxa"/>
         <w:jc w:val="center"/>
         <w:tblInd w:w="0" w:type="dxa"/>
         <w:tblLayout w:type="fixed"/>
@@ -189,12 +189,12 @@
         </w:tblCellMar>
       </w:tblPr>
       <w:tblGrid>
-        <w:gridCol w:w="460"/>
-        <w:gridCol w:w="460"/>
-        <w:gridCol w:w="460"/>
-        <w:gridCol w:w="460"/>
-        <w:gridCol w:w="460"/>
-        <w:gridCol w:w="460"/>
+        <w:gridCol w:w="580"/>
+        <w:gridCol w:w="580"/>
+        <w:gridCol w:w="580"/>
+        <w:gridCol w:w="580"/>
+        <w:gridCol w:w="580"/>
+        <w:gridCol w:w="580"/>
       </w:tblGrid>
       <w:tr>
         <w:trPr>
@@ -203,12 +203,14 @@
         </w:trPr>
         <w:tc>
           <w:tcPr>
-            <w:tcW w:w="460" w:type="dxa"/>
+            <w:tcW w:w="580" w:type="dxa"/>
             <w:tcBorders>
               <w:top w:val="single" w:sz="4" w:space="0" w:color="000000"/>
               <w:start w:val="single" w:sz="4" w:space="0" w:color="000000"/>
               <w:bottom w:val="single" w:sz="4" w:space="0" w:color="000000"/>
               <w:end w:val="single" w:sz="4" w:space="0" w:color="000000"/>
+              <w:left w:val="single" w:sz="4" w:space="0" w:color="000000"/>
+              <w:right w:val="single" w:sz="4" w:space="0" w:color="000000"/>
             </w:tcBorders>
             <w:vAlign w:val="center"/>
           </w:tcPr>
@@ -246,12 +248,14 @@
         </w:tc>
         <w:tc>
           <w:tcPr>
-            <w:tcW w:w="460" w:type="dxa"/>
+            <w:tcW w:w="580" w:type="dxa"/>
             <w:tcBorders>
               <w:top w:val="single" w:sz="4" w:space="0" w:color="000000"/>
               <w:start w:val="single" w:sz="4" w:space="0" w:color="000000"/>
               <w:bottom w:val="single" w:sz="4" w:space="0" w:color="000000"/>
               <w:end w:val="single" w:sz="4" w:space="0" w:color="000000"/>
+              <w:left w:val="single" w:sz="4" w:space="0" w:color="000000"/>
+              <w:right w:val="single" w:sz="4" w:space="0" w:color="000000"/>
             </w:tcBorders>
             <w:vAlign w:val="center"/>
           </w:tcPr>
@@ -289,12 +293,14 @@
         </w:tc>
         <w:tc>
           <w:tcPr>
-            <w:tcW w:w="460" w:type="dxa"/>
+            <w:tcW w:w="580" w:type="dxa"/>
             <w:tcBorders>
               <w:top w:val="single" w:sz="4" w:space="0" w:color="000000"/>
               <w:start w:val="single" w:sz="4" w:space="0" w:color="000000"/>
               <w:bottom w:val="single" w:sz="4" w:space="0" w:color="000000"/>
               <w:end w:val="single" w:sz="4" w:space="0" w:color="000000"/>
+              <w:left w:val="single" w:sz="4" w:space="0" w:color="000000"/>
+              <w:right w:val="single" w:sz="4" w:space="0" w:color="000000"/>
             </w:tcBorders>
             <w:vAlign w:val="center"/>
           </w:tcPr>
@@ -326,18 +332,29 @@
                 <w:b/>
                 <w:sz w:val="21"/>
               </w:rPr>
-              <w:t>作业内容</w:t>
+              <w:t>作业</w:t>
+              <w:br/>
+            </w:r>
+            <w:r>
+              <w:rPr>
+                <w:rFonts w:ascii="宋体" w:hAnsi="宋体" w:eastAsia="宋体" w:cs="宋体"/>
+                <w:b/>
+                <w:sz w:val="21"/>
+              </w:rPr>
+              <w:t>内容</w:t>
             </w:r>
           </w:p>
         </w:tc>
         <w:tc>
           <w:tcPr>
-            <w:tcW w:w="460" w:type="dxa"/>
+            <w:tcW w:w="580" w:type="dxa"/>
             <w:tcBorders>
               <w:top w:val="single" w:sz="4" w:space="0" w:color="000000"/>
               <w:start w:val="single" w:sz="4" w:space="0" w:color="000000"/>
               <w:bottom w:val="single" w:sz="4" w:space="0" w:color="000000"/>
               <w:end w:val="single" w:sz="4" w:space="0" w:color="000000"/>
+              <w:left w:val="single" w:sz="4" w:space="0" w:color="000000"/>
+              <w:right w:val="single" w:sz="4" w:space="0" w:color="000000"/>
             </w:tcBorders>
             <w:vAlign w:val="center"/>
           </w:tcPr>
@@ -369,18 +386,29 @@
                 <w:b/>
                 <w:sz w:val="21"/>
               </w:rPr>
-              <w:t>风险等级</w:t>
+              <w:t>风险</w:t>
+              <w:br/>
+            </w:r>
+            <w:r>
+              <w:rPr>
+                <w:rFonts w:ascii="宋体" w:hAnsi="宋体" w:eastAsia="宋体" w:cs="宋体"/>
+                <w:b/>
+                <w:sz w:val="21"/>
+              </w:rPr>
+              <w:t>等级</w:t>
             </w:r>
           </w:p>
         </w:tc>
         <w:tc>
           <w:tcPr>
-            <w:tcW w:w="460" w:type="dxa"/>
+            <w:tcW w:w="580" w:type="dxa"/>
             <w:tcBorders>
               <w:top w:val="single" w:sz="4" w:space="0" w:color="000000"/>
               <w:start w:val="single" w:sz="4" w:space="0" w:color="000000"/>
               <w:bottom w:val="single" w:sz="4" w:space="0" w:color="000000"/>
               <w:end w:val="single" w:sz="4" w:space="0" w:color="000000"/>
+              <w:left w:val="single" w:sz="4" w:space="0" w:color="000000"/>
+              <w:right w:val="single" w:sz="4" w:space="0" w:color="000000"/>
             </w:tcBorders>
             <w:vAlign w:val="center"/>
           </w:tcPr>
@@ -413,18 +441,38 @@
                 <w:b/>
                 <w:sz w:val="21"/>
               </w:rPr>
-              <w:t>工作负责人</w:t>
+              <w:t>工作</w:t>
+              <w:br/>
+            </w:r>
+            <w:r>
+              <w:rPr>
+                <w:rFonts w:ascii="宋体" w:hAnsi="宋体" w:eastAsia="宋体" w:cs="宋体"/>
+                <w:b/>
+                <w:sz w:val="21"/>
+              </w:rPr>
+              <w:t>负责</w:t>
+              <w:br/>
+            </w:r>
+            <w:r>
+              <w:rPr>
+                <w:rFonts w:ascii="宋体" w:hAnsi="宋体" w:eastAsia="宋体" w:cs="宋体"/>
+                <w:b/>
+                <w:sz w:val="21"/>
+              </w:rPr>
+              <w:t>人</w:t>
             </w:r>
           </w:p>
         </w:tc>
         <w:tc>
           <w:tcPr>
-            <w:tcW w:w="460" w:type="dxa"/>
+            <w:tcW w:w="580" w:type="dxa"/>
             <w:tcBorders>
               <w:top w:val="single" w:sz="4" w:space="0" w:color="000000"/>
               <w:start w:val="single" w:sz="4" w:space="0" w:color="000000"/>
               <w:bottom w:val="single" w:sz="4" w:space="0" w:color="000000"/>
               <w:end w:val="single" w:sz="4" w:space="0" w:color="000000"/>
+              <w:left w:val="single" w:sz="4" w:space="0" w:color="000000"/>
+              <w:right w:val="single" w:sz="4" w:space="0" w:color="000000"/>
             </w:tcBorders>
             <w:vAlign w:val="center"/>
           </w:tcPr>
@@ -457,7 +505,25 @@
                 <w:b/>
                 <w:sz w:val="21"/>
               </w:rPr>
-              <w:t>班组成员人数</w:t>
+              <w:t>班组</w:t>
+              <w:br/>
+            </w:r>
+            <w:r>
+              <w:rPr>
+                <w:rFonts w:ascii="宋体" w:hAnsi="宋体" w:eastAsia="宋体" w:cs="宋体"/>
+                <w:b/>
+                <w:sz w:val="21"/>
+              </w:rPr>
+              <w:t>成员</w:t>
+              <w:br/>
+            </w:r>
+            <w:r>
+              <w:rPr>
+                <w:rFonts w:ascii="宋体" w:hAnsi="宋体" w:eastAsia="宋体" w:cs="宋体"/>
+                <w:b/>
+                <w:sz w:val="21"/>
+              </w:rPr>
+              <w:t>人数</w:t>
             </w:r>
           </w:p>
         </w:tc>
@@ -465,8 +531,14 @@
       <w:tr>
         <w:tc>
           <w:tcPr>
-            <w:tcW w:type="dxa" w:w="460"/>
+            <w:tcW w:type="dxa" w:w="580"/>
             <w:vAlign w:val="center"/>
+            <w:tcBorders>
+              <w:top w:val="single" w:sz="4" w:space="0" w:color="000000"/>
+              <w:left w:val="single" w:sz="4" w:space="0" w:color="000000"/>
+              <w:bottom w:val="single" w:sz="4" w:space="0" w:color="000000"/>
+              <w:right w:val="single" w:sz="4" w:space="0" w:color="000000"/>
+            </w:tcBorders>
           </w:tcPr>
           <w:p>
             <w:pPr>
@@ -486,8 +558,14 @@
         </w:tc>
         <w:tc>
           <w:tcPr>
-            <w:tcW w:type="dxa" w:w="460"/>
+            <w:tcW w:type="dxa" w:w="580"/>
             <w:vAlign w:val="center"/>
+            <w:tcBorders>
+              <w:top w:val="single" w:sz="4" w:space="0" w:color="000000"/>
+              <w:left w:val="single" w:sz="4" w:space="0" w:color="000000"/>
+              <w:bottom w:val="single" w:sz="4" w:space="0" w:color="000000"/>
+              <w:right w:val="single" w:sz="4" w:space="0" w:color="000000"/>
+            </w:tcBorders>
           </w:tcPr>
           <w:p>
             <w:pPr>
@@ -501,14 +579,29 @@
                 <w:b w:val="0"/>
                 <w:sz w:val="21"/>
               </w:rPr>
-              <w:t>变电运维</w:t>
+              <w:t>变电</w:t>
+              <w:br/>
+            </w:r>
+            <w:r>
+              <w:rPr>
+                <w:rFonts w:ascii="宋体" w:hAnsi="宋体" w:eastAsia="宋体" w:cs="宋体"/>
+                <w:b w:val="0"/>
+                <w:sz w:val="21"/>
+              </w:rPr>
+              <w:t>运维</w:t>
             </w:r>
           </w:p>
         </w:tc>
         <w:tc>
           <w:tcPr>
-            <w:tcW w:type="dxa" w:w="460"/>
+            <w:tcW w:type="dxa" w:w="580"/>
             <w:vAlign w:val="center"/>
+            <w:tcBorders>
+              <w:top w:val="single" w:sz="4" w:space="0" w:color="000000"/>
+              <w:left w:val="single" w:sz="4" w:space="0" w:color="000000"/>
+              <w:bottom w:val="single" w:sz="4" w:space="0" w:color="000000"/>
+              <w:right w:val="single" w:sz="4" w:space="0" w:color="000000"/>
+            </w:tcBorders>
           </w:tcPr>
           <w:p>
             <w:pPr>
@@ -522,14 +615,38 @@
                 <w:b w:val="0"/>
                 <w:sz w:val="21"/>
               </w:rPr>
-              <w:t>作业计划1474</w:t>
+              <w:t>作业</w:t>
+              <w:br/>
+            </w:r>
+            <w:r>
+              <w:rPr>
+                <w:rFonts w:ascii="宋体" w:hAnsi="宋体" w:eastAsia="宋体" w:cs="宋体"/>
+                <w:b w:val="0"/>
+                <w:sz w:val="21"/>
+              </w:rPr>
+              <w:t>计划</w:t>
+              <w:br/>
+            </w:r>
+            <w:r>
+              <w:rPr>
+                <w:rFonts w:ascii="宋体" w:hAnsi="宋体" w:eastAsia="宋体" w:cs="宋体"/>
+                <w:b w:val="0"/>
+                <w:sz w:val="21"/>
+              </w:rPr>
+              <w:t>1474</w:t>
             </w:r>
           </w:p>
         </w:tc>
         <w:tc>
           <w:tcPr>
-            <w:tcW w:type="dxa" w:w="460"/>
+            <w:tcW w:type="dxa" w:w="580"/>
             <w:vAlign w:val="center"/>
+            <w:tcBorders>
+              <w:top w:val="single" w:sz="4" w:space="0" w:color="000000"/>
+              <w:left w:val="single" w:sz="4" w:space="0" w:color="000000"/>
+              <w:bottom w:val="single" w:sz="4" w:space="0" w:color="000000"/>
+              <w:right w:val="single" w:sz="4" w:space="0" w:color="000000"/>
+            </w:tcBorders>
           </w:tcPr>
           <w:p>
             <w:pPr>
@@ -549,8 +666,14 @@
         </w:tc>
         <w:tc>
           <w:tcPr>
-            <w:tcW w:type="dxa" w:w="460"/>
+            <w:tcW w:type="dxa" w:w="580"/>
             <w:vAlign w:val="center"/>
+            <w:tcBorders>
+              <w:top w:val="single" w:sz="4" w:space="0" w:color="000000"/>
+              <w:left w:val="single" w:sz="4" w:space="0" w:color="000000"/>
+              <w:bottom w:val="single" w:sz="4" w:space="0" w:color="000000"/>
+              <w:right w:val="single" w:sz="4" w:space="0" w:color="000000"/>
+            </w:tcBorders>
           </w:tcPr>
           <w:p>
             <w:pPr>
@@ -570,8 +693,14 @@
         </w:tc>
         <w:tc>
           <w:tcPr>
-            <w:tcW w:type="dxa" w:w="460"/>
+            <w:tcW w:type="dxa" w:w="580"/>
             <w:vAlign w:val="center"/>
+            <w:tcBorders>
+              <w:top w:val="single" w:sz="4" w:space="0" w:color="000000"/>
+              <w:left w:val="single" w:sz="4" w:space="0" w:color="000000"/>
+              <w:bottom w:val="single" w:sz="4" w:space="0" w:color="000000"/>
+              <w:right w:val="single" w:sz="4" w:space="0" w:color="000000"/>
+            </w:tcBorders>
           </w:tcPr>
           <w:p>
             <w:pPr>
@@ -593,8 +722,14 @@
       <w:tr>
         <w:tc>
           <w:tcPr>
-            <w:tcW w:type="dxa" w:w="460"/>
+            <w:tcW w:type="dxa" w:w="580"/>
             <w:vAlign w:val="center"/>
+            <w:tcBorders>
+              <w:top w:val="single" w:sz="4" w:space="0" w:color="000000"/>
+              <w:left w:val="single" w:sz="4" w:space="0" w:color="000000"/>
+              <w:bottom w:val="single" w:sz="4" w:space="0" w:color="000000"/>
+              <w:right w:val="single" w:sz="4" w:space="0" w:color="000000"/>
+            </w:tcBorders>
           </w:tcPr>
           <w:p>
             <w:pPr>
@@ -614,8 +749,14 @@
         </w:tc>
         <w:tc>
           <w:tcPr>
-            <w:tcW w:type="dxa" w:w="460"/>
+            <w:tcW w:type="dxa" w:w="580"/>
             <w:vAlign w:val="center"/>
+            <w:tcBorders>
+              <w:top w:val="single" w:sz="4" w:space="0" w:color="000000"/>
+              <w:left w:val="single" w:sz="4" w:space="0" w:color="000000"/>
+              <w:bottom w:val="single" w:sz="4" w:space="0" w:color="000000"/>
+              <w:right w:val="single" w:sz="4" w:space="0" w:color="000000"/>
+            </w:tcBorders>
           </w:tcPr>
           <w:p>
             <w:pPr>
@@ -629,14 +770,29 @@
                 <w:b w:val="0"/>
                 <w:sz w:val="21"/>
               </w:rPr>
-              <w:t>变电运维</w:t>
+              <w:t>变电</w:t>
+              <w:br/>
+            </w:r>
+            <w:r>
+              <w:rPr>
+                <w:rFonts w:ascii="宋体" w:hAnsi="宋体" w:eastAsia="宋体" w:cs="宋体"/>
+                <w:b w:val="0"/>
+                <w:sz w:val="21"/>
+              </w:rPr>
+              <w:t>运维</w:t>
             </w:r>
           </w:p>
         </w:tc>
         <w:tc>
           <w:tcPr>
-            <w:tcW w:type="dxa" w:w="460"/>
+            <w:tcW w:type="dxa" w:w="580"/>
             <w:vAlign w:val="center"/>
+            <w:tcBorders>
+              <w:top w:val="single" w:sz="4" w:space="0" w:color="000000"/>
+              <w:left w:val="single" w:sz="4" w:space="0" w:color="000000"/>
+              <w:bottom w:val="single" w:sz="4" w:space="0" w:color="000000"/>
+              <w:right w:val="single" w:sz="4" w:space="0" w:color="000000"/>
+            </w:tcBorders>
           </w:tcPr>
           <w:p>
             <w:pPr>
@@ -650,14 +806,38 @@
                 <w:b w:val="0"/>
                 <w:sz w:val="21"/>
               </w:rPr>
-              <w:t>作业计划1475</w:t>
+              <w:t>作业</w:t>
+              <w:br/>
+            </w:r>
+            <w:r>
+              <w:rPr>
+                <w:rFonts w:ascii="宋体" w:hAnsi="宋体" w:eastAsia="宋体" w:cs="宋体"/>
+                <w:b w:val="0"/>
+                <w:sz w:val="21"/>
+              </w:rPr>
+              <w:t>计划</w:t>
+              <w:br/>
+            </w:r>
+            <w:r>
+              <w:rPr>
+                <w:rFonts w:ascii="宋体" w:hAnsi="宋体" w:eastAsia="宋体" w:cs="宋体"/>
+                <w:b w:val="0"/>
+                <w:sz w:val="21"/>
+              </w:rPr>
+              <w:t>1475</w:t>
             </w:r>
           </w:p>
         </w:tc>
         <w:tc>
           <w:tcPr>
-            <w:tcW w:type="dxa" w:w="460"/>
+            <w:tcW w:type="dxa" w:w="580"/>
             <w:vAlign w:val="center"/>
+            <w:tcBorders>
+              <w:top w:val="single" w:sz="4" w:space="0" w:color="000000"/>
+              <w:left w:val="single" w:sz="4" w:space="0" w:color="000000"/>
+              <w:bottom w:val="single" w:sz="4" w:space="0" w:color="000000"/>
+              <w:right w:val="single" w:sz="4" w:space="0" w:color="000000"/>
+            </w:tcBorders>
           </w:tcPr>
           <w:p>
             <w:pPr>
@@ -677,8 +857,14 @@
         </w:tc>
         <w:tc>
           <w:tcPr>
-            <w:tcW w:type="dxa" w:w="460"/>
+            <w:tcW w:type="dxa" w:w="580"/>
             <w:vAlign w:val="center"/>
+            <w:tcBorders>
+              <w:top w:val="single" w:sz="4" w:space="0" w:color="000000"/>
+              <w:left w:val="single" w:sz="4" w:space="0" w:color="000000"/>
+              <w:bottom w:val="single" w:sz="4" w:space="0" w:color="000000"/>
+              <w:right w:val="single" w:sz="4" w:space="0" w:color="000000"/>
+            </w:tcBorders>
           </w:tcPr>
           <w:p>
             <w:pPr>
@@ -698,8 +884,14 @@
         </w:tc>
         <w:tc>
           <w:tcPr>
-            <w:tcW w:type="dxa" w:w="460"/>
+            <w:tcW w:type="dxa" w:w="580"/>
             <w:vAlign w:val="center"/>
+            <w:tcBorders>
+              <w:top w:val="single" w:sz="4" w:space="0" w:color="000000"/>
+              <w:left w:val="single" w:sz="4" w:space="0" w:color="000000"/>
+              <w:bottom w:val="single" w:sz="4" w:space="0" w:color="000000"/>
+              <w:right w:val="single" w:sz="4" w:space="0" w:color="000000"/>
+            </w:tcBorders>
           </w:tcPr>
           <w:p>
             <w:pPr>
@@ -721,8 +913,14 @@
       <w:tr>
         <w:tc>
           <w:tcPr>
-            <w:tcW w:type="dxa" w:w="460"/>
+            <w:tcW w:type="dxa" w:w="580"/>
             <w:vAlign w:val="center"/>
+            <w:tcBorders>
+              <w:top w:val="single" w:sz="4" w:space="0" w:color="000000"/>
+              <w:left w:val="single" w:sz="4" w:space="0" w:color="000000"/>
+              <w:bottom w:val="single" w:sz="4" w:space="0" w:color="000000"/>
+              <w:right w:val="single" w:sz="4" w:space="0" w:color="000000"/>
+            </w:tcBorders>
           </w:tcPr>
           <w:p>
             <w:pPr>
@@ -742,8 +940,14 @@
         </w:tc>
         <w:tc>
           <w:tcPr>
-            <w:tcW w:type="dxa" w:w="460"/>
+            <w:tcW w:type="dxa" w:w="580"/>
             <w:vAlign w:val="center"/>
+            <w:tcBorders>
+              <w:top w:val="single" w:sz="4" w:space="0" w:color="000000"/>
+              <w:left w:val="single" w:sz="4" w:space="0" w:color="000000"/>
+              <w:bottom w:val="single" w:sz="4" w:space="0" w:color="000000"/>
+              <w:right w:val="single" w:sz="4" w:space="0" w:color="000000"/>
+            </w:tcBorders>
           </w:tcPr>
           <w:p>
             <w:pPr>
@@ -757,14 +961,29 @@
                 <w:b w:val="0"/>
                 <w:sz w:val="21"/>
               </w:rPr>
-              <w:t>安装公司</w:t>
+              <w:t>安装</w:t>
+              <w:br/>
+            </w:r>
+            <w:r>
+              <w:rPr>
+                <w:rFonts w:ascii="宋体" w:hAnsi="宋体" w:eastAsia="宋体" w:cs="宋体"/>
+                <w:b w:val="0"/>
+                <w:sz w:val="21"/>
+              </w:rPr>
+              <w:t>公司</w:t>
             </w:r>
           </w:p>
         </w:tc>
         <w:tc>
           <w:tcPr>
-            <w:tcW w:type="dxa" w:w="460"/>
+            <w:tcW w:type="dxa" w:w="580"/>
             <w:vAlign w:val="center"/>
+            <w:tcBorders>
+              <w:top w:val="single" w:sz="4" w:space="0" w:color="000000"/>
+              <w:left w:val="single" w:sz="4" w:space="0" w:color="000000"/>
+              <w:bottom w:val="single" w:sz="4" w:space="0" w:color="000000"/>
+              <w:right w:val="single" w:sz="4" w:space="0" w:color="000000"/>
+            </w:tcBorders>
           </w:tcPr>
           <w:p>
             <w:pPr>
@@ -778,14 +997,83 @@
                 <w:b w:val="0"/>
                 <w:sz w:val="21"/>
               </w:rPr>
-              <w:t>蔚蓝海岸二期35kV输变电工程</w:t>
+              <w:t>蔚蓝</w:t>
+              <w:br/>
+            </w:r>
+            <w:r>
+              <w:rPr>
+                <w:rFonts w:ascii="宋体" w:hAnsi="宋体" w:eastAsia="宋体" w:cs="宋体"/>
+                <w:b w:val="0"/>
+                <w:sz w:val="21"/>
+              </w:rPr>
+              <w:t>海岸</w:t>
+              <w:br/>
+            </w:r>
+            <w:r>
+              <w:rPr>
+                <w:rFonts w:ascii="宋体" w:hAnsi="宋体" w:eastAsia="宋体" w:cs="宋体"/>
+                <w:b w:val="0"/>
+                <w:sz w:val="21"/>
+              </w:rPr>
+              <w:t>二期</w:t>
+              <w:br/>
+            </w:r>
+            <w:r>
+              <w:rPr>
+                <w:rFonts w:ascii="宋体" w:hAnsi="宋体" w:eastAsia="宋体" w:cs="宋体"/>
+                <w:b w:val="0"/>
+                <w:sz w:val="21"/>
+              </w:rPr>
+              <w:t>35</w:t>
+              <w:br/>
+            </w:r>
+            <w:r>
+              <w:rPr>
+                <w:rFonts w:ascii="宋体" w:hAnsi="宋体" w:eastAsia="宋体" w:cs="宋体"/>
+                <w:b w:val="0"/>
+                <w:sz w:val="21"/>
+              </w:rPr>
+              <w:t>kV</w:t>
+              <w:br/>
+            </w:r>
+            <w:r>
+              <w:rPr>
+                <w:rFonts w:ascii="宋体" w:hAnsi="宋体" w:eastAsia="宋体" w:cs="宋体"/>
+                <w:b w:val="0"/>
+                <w:sz w:val="21"/>
+              </w:rPr>
+              <w:t>输变</w:t>
+              <w:br/>
+            </w:r>
+            <w:r>
+              <w:rPr>
+                <w:rFonts w:ascii="宋体" w:hAnsi="宋体" w:eastAsia="宋体" w:cs="宋体"/>
+                <w:b w:val="0"/>
+                <w:sz w:val="21"/>
+              </w:rPr>
+              <w:t>电工</w:t>
+              <w:br/>
+            </w:r>
+            <w:r>
+              <w:rPr>
+                <w:rFonts w:ascii="宋体" w:hAnsi="宋体" w:eastAsia="宋体" w:cs="宋体"/>
+                <w:b w:val="0"/>
+                <w:sz w:val="21"/>
+              </w:rPr>
+              <w:t>程</w:t>
             </w:r>
           </w:p>
         </w:tc>
         <w:tc>
           <w:tcPr>
-            <w:tcW w:type="dxa" w:w="460"/>
+            <w:tcW w:type="dxa" w:w="580"/>
             <w:vAlign w:val="center"/>
+            <w:tcBorders>
+              <w:top w:val="single" w:sz="4" w:space="0" w:color="000000"/>
+              <w:left w:val="single" w:sz="4" w:space="0" w:color="000000"/>
+              <w:bottom w:val="single" w:sz="4" w:space="0" w:color="000000"/>
+              <w:right w:val="single" w:sz="4" w:space="0" w:color="000000"/>
+            </w:tcBorders>
           </w:tcPr>
           <w:p>
             <w:pPr>
@@ -805,8 +1093,14 @@
         </w:tc>
         <w:tc>
           <w:tcPr>
-            <w:tcW w:type="dxa" w:w="460"/>
+            <w:tcW w:type="dxa" w:w="580"/>
             <w:vAlign w:val="center"/>
+            <w:tcBorders>
+              <w:top w:val="single" w:sz="4" w:space="0" w:color="000000"/>
+              <w:left w:val="single" w:sz="4" w:space="0" w:color="000000"/>
+              <w:bottom w:val="single" w:sz="4" w:space="0" w:color="000000"/>
+              <w:right w:val="single" w:sz="4" w:space="0" w:color="000000"/>
+            </w:tcBorders>
           </w:tcPr>
           <w:p>
             <w:pPr>
@@ -826,8 +1120,14 @@
         </w:tc>
         <w:tc>
           <w:tcPr>
-            <w:tcW w:type="dxa" w:w="460"/>
+            <w:tcW w:type="dxa" w:w="580"/>
             <w:vAlign w:val="center"/>
+            <w:tcBorders>
+              <w:top w:val="single" w:sz="4" w:space="0" w:color="000000"/>
+              <w:left w:val="single" w:sz="4" w:space="0" w:color="000000"/>
+              <w:bottom w:val="single" w:sz="4" w:space="0" w:color="000000"/>
+              <w:right w:val="single" w:sz="4" w:space="0" w:color="000000"/>
+            </w:tcBorders>
           </w:tcPr>
           <w:p>
             <w:pPr>
@@ -849,8 +1149,14 @@
       <w:tr>
         <w:tc>
           <w:tcPr>
-            <w:tcW w:type="dxa" w:w="460"/>
+            <w:tcW w:type="dxa" w:w="580"/>
             <w:vAlign w:val="center"/>
+            <w:tcBorders>
+              <w:top w:val="single" w:sz="4" w:space="0" w:color="000000"/>
+              <w:left w:val="single" w:sz="4" w:space="0" w:color="000000"/>
+              <w:bottom w:val="single" w:sz="4" w:space="0" w:color="000000"/>
+              <w:right w:val="single" w:sz="4" w:space="0" w:color="000000"/>
+            </w:tcBorders>
           </w:tcPr>
           <w:p>
             <w:pPr>
@@ -870,8 +1176,14 @@
         </w:tc>
         <w:tc>
           <w:tcPr>
-            <w:tcW w:type="dxa" w:w="460"/>
+            <w:tcW w:type="dxa" w:w="580"/>
             <w:vAlign w:val="center"/>
+            <w:tcBorders>
+              <w:top w:val="single" w:sz="4" w:space="0" w:color="000000"/>
+              <w:left w:val="single" w:sz="4" w:space="0" w:color="000000"/>
+              <w:bottom w:val="single" w:sz="4" w:space="0" w:color="000000"/>
+              <w:right w:val="single" w:sz="4" w:space="0" w:color="000000"/>
+            </w:tcBorders>
           </w:tcPr>
           <w:p>
             <w:pPr>
@@ -885,14 +1197,29 @@
                 <w:b w:val="0"/>
                 <w:sz w:val="21"/>
               </w:rPr>
-              <w:t>安装公司</w:t>
+              <w:t>安装</w:t>
+              <w:br/>
+            </w:r>
+            <w:r>
+              <w:rPr>
+                <w:rFonts w:ascii="宋体" w:hAnsi="宋体" w:eastAsia="宋体" w:cs="宋体"/>
+                <w:b w:val="0"/>
+                <w:sz w:val="21"/>
+              </w:rPr>
+              <w:t>公司</w:t>
             </w:r>
           </w:p>
         </w:tc>
         <w:tc>
           <w:tcPr>
-            <w:tcW w:type="dxa" w:w="460"/>
+            <w:tcW w:type="dxa" w:w="580"/>
             <w:vAlign w:val="center"/>
+            <w:tcBorders>
+              <w:top w:val="single" w:sz="4" w:space="0" w:color="000000"/>
+              <w:left w:val="single" w:sz="4" w:space="0" w:color="000000"/>
+              <w:bottom w:val="single" w:sz="4" w:space="0" w:color="000000"/>
+              <w:right w:val="single" w:sz="4" w:space="0" w:color="000000"/>
+            </w:tcBorders>
           </w:tcPr>
           <w:p>
             <w:pPr>
@@ -906,14 +1233,101 @@
                 <w:b w:val="0"/>
                 <w:sz w:val="21"/>
               </w:rPr>
-              <w:t>青岛城阳映月（红岛）220千伏输变电工程</w:t>
+              <w:t>青岛</w:t>
+              <w:br/>
+            </w:r>
+            <w:r>
+              <w:rPr>
+                <w:rFonts w:ascii="宋体" w:hAnsi="宋体" w:eastAsia="宋体" w:cs="宋体"/>
+                <w:b w:val="0"/>
+                <w:sz w:val="21"/>
+              </w:rPr>
+              <w:t>城阳</w:t>
+              <w:br/>
+            </w:r>
+            <w:r>
+              <w:rPr>
+                <w:rFonts w:ascii="宋体" w:hAnsi="宋体" w:eastAsia="宋体" w:cs="宋体"/>
+                <w:b w:val="0"/>
+                <w:sz w:val="21"/>
+              </w:rPr>
+              <w:t>映月</w:t>
+              <w:br/>
+            </w:r>
+            <w:r>
+              <w:rPr>
+                <w:rFonts w:ascii="宋体" w:hAnsi="宋体" w:eastAsia="宋体" w:cs="宋体"/>
+                <w:b w:val="0"/>
+                <w:sz w:val="21"/>
+              </w:rPr>
+              <w:t>（红</w:t>
+              <w:br/>
+            </w:r>
+            <w:r>
+              <w:rPr>
+                <w:rFonts w:ascii="宋体" w:hAnsi="宋体" w:eastAsia="宋体" w:cs="宋体"/>
+                <w:b w:val="0"/>
+                <w:sz w:val="21"/>
+              </w:rPr>
+              <w:t>岛）</w:t>
+              <w:br/>
+            </w:r>
+            <w:r>
+              <w:rPr>
+                <w:rFonts w:ascii="宋体" w:hAnsi="宋体" w:eastAsia="宋体" w:cs="宋体"/>
+                <w:b w:val="0"/>
+                <w:sz w:val="21"/>
+              </w:rPr>
+              <w:t>220</w:t>
+              <w:br/>
+            </w:r>
+            <w:r>
+              <w:rPr>
+                <w:rFonts w:ascii="宋体" w:hAnsi="宋体" w:eastAsia="宋体" w:cs="宋体"/>
+                <w:b w:val="0"/>
+                <w:sz w:val="21"/>
+              </w:rPr>
+              <w:t>千伏</w:t>
+              <w:br/>
+            </w:r>
+            <w:r>
+              <w:rPr>
+                <w:rFonts w:ascii="宋体" w:hAnsi="宋体" w:eastAsia="宋体" w:cs="宋体"/>
+                <w:b w:val="0"/>
+                <w:sz w:val="21"/>
+              </w:rPr>
+              <w:t>输变</w:t>
+              <w:br/>
+            </w:r>
+            <w:r>
+              <w:rPr>
+                <w:rFonts w:ascii="宋体" w:hAnsi="宋体" w:eastAsia="宋体" w:cs="宋体"/>
+                <w:b w:val="0"/>
+                <w:sz w:val="21"/>
+              </w:rPr>
+              <w:t>电工</w:t>
+              <w:br/>
+            </w:r>
+            <w:r>
+              <w:rPr>
+                <w:rFonts w:ascii="宋体" w:hAnsi="宋体" w:eastAsia="宋体" w:cs="宋体"/>
+                <w:b w:val="0"/>
+                <w:sz w:val="21"/>
+              </w:rPr>
+              <w:t>程</w:t>
             </w:r>
           </w:p>
         </w:tc>
         <w:tc>
           <w:tcPr>
-            <w:tcW w:type="dxa" w:w="460"/>
+            <w:tcW w:type="dxa" w:w="580"/>
             <w:vAlign w:val="center"/>
+            <w:tcBorders>
+              <w:top w:val="single" w:sz="4" w:space="0" w:color="000000"/>
+              <w:left w:val="single" w:sz="4" w:space="0" w:color="000000"/>
+              <w:bottom w:val="single" w:sz="4" w:space="0" w:color="000000"/>
+              <w:right w:val="single" w:sz="4" w:space="0" w:color="000000"/>
+            </w:tcBorders>
           </w:tcPr>
           <w:p>
             <w:pPr>
@@ -933,8 +1347,14 @@
         </w:tc>
         <w:tc>
           <w:tcPr>
-            <w:tcW w:type="dxa" w:w="460"/>
+            <w:tcW w:type="dxa" w:w="580"/>
             <w:vAlign w:val="center"/>
+            <w:tcBorders>
+              <w:top w:val="single" w:sz="4" w:space="0" w:color="000000"/>
+              <w:left w:val="single" w:sz="4" w:space="0" w:color="000000"/>
+              <w:bottom w:val="single" w:sz="4" w:space="0" w:color="000000"/>
+              <w:right w:val="single" w:sz="4" w:space="0" w:color="000000"/>
+            </w:tcBorders>
           </w:tcPr>
           <w:p>
             <w:pPr>
@@ -954,8 +1374,14 @@
         </w:tc>
         <w:tc>
           <w:tcPr>
-            <w:tcW w:type="dxa" w:w="460"/>
+            <w:tcW w:type="dxa" w:w="580"/>
             <w:vAlign w:val="center"/>
+            <w:tcBorders>
+              <w:top w:val="single" w:sz="4" w:space="0" w:color="000000"/>
+              <w:left w:val="single" w:sz="4" w:space="0" w:color="000000"/>
+              <w:bottom w:val="single" w:sz="4" w:space="0" w:color="000000"/>
+              <w:right w:val="single" w:sz="4" w:space="0" w:color="000000"/>
+            </w:tcBorders>
           </w:tcPr>
           <w:p>
             <w:pPr>
@@ -1026,7 +1452,7 @@
       <w:r>
         <w:drawing>
           <wp:inline distT="0" distB="0" distL="0" distR="0">
-            <wp:extent cx="5524500" cy="1905000"/>
+            <wp:extent cx="5524500" cy="3168650"/>
             <wp:effectExtent l="0" t="0" r="0" b="0"/>
             <wp:docPr id="3" name="Chart 3"/>
             <wp:cNvGraphicFramePr>
@@ -1202,7 +1628,7 @@
         <w:rPr/>
         <w:drawing>
           <wp:inline distT="0" distB="0" distL="0" distR="0">
-            <wp:extent cx="5524500" cy="1503680"/>
+            <wp:extent cx="5524500" cy="2171700"/>
             <wp:effectExtent l="0" t="0" r="0" b="0"/>
             <wp:docPr id="2" name="Chart 2"/>
             <wp:cNvGraphicFramePr>
@@ -1282,7 +1708,7 @@
       <w:r>
         <w:drawing>
           <wp:inline distT="0" distB="0" distL="0" distR="0">
-            <wp:extent cx="5524500" cy="1503680"/>
+            <wp:extent cx="5524500" cy="2171700"/>
             <wp:effectExtent l="0" t="0" r="0" b="0"/>
             <wp:docPr id="4" name="Chart 4"/>
             <wp:cNvGraphicFramePr>
@@ -2209,52 +2635,100 @@
               <c:strCache>
                 <c:ptCount val="16"/>
                 <c:pt idx="0">
-                  <c:v>电缆中</c:v>
+                  <c:v>电
+缆
+中
+心</c:v>
                 </c:pt>
                 <c:pt idx="1">
-                  <c:v>平度公</c:v>
+                  <c:v>平
+度
+公
+司</c:v>
                 </c:pt>
                 <c:pt idx="2">
-                  <c:v>即墨公</c:v>
+                  <c:v>即
+墨
+公
+司</c:v>
                 </c:pt>
                 <c:pt idx="3">
-                  <c:v>莱西公</c:v>
+                  <c:v>莱
+西
+公
+司</c:v>
                 </c:pt>
                 <c:pt idx="4">
-                  <c:v>变电运</c:v>
+                  <c:v>变
+电
+运
+维</c:v>
                 </c:pt>
                 <c:pt idx="5">
-                  <c:v>输电中</c:v>
+                  <c:v>输
+电
+中
+心</c:v>
                 </c:pt>
                 <c:pt idx="6">
-                  <c:v>李沧中</c:v>
+                  <c:v>李
+沧
+中
+心</c:v>
                 </c:pt>
                 <c:pt idx="7">
-                  <c:v>安装公</c:v>
+                  <c:v>安
+装
+公
+司</c:v>
                 </c:pt>
                 <c:pt idx="8">
-                  <c:v>城阳中</c:v>
+                  <c:v>城
+阳
+中
+心</c:v>
                 </c:pt>
                 <c:pt idx="9">
-                  <c:v>崂山中</c:v>
+                  <c:v>崂
+山
+中
+心</c:v>
                 </c:pt>
                 <c:pt idx="10">
-                  <c:v>变电检</c:v>
+                  <c:v>变
+电
+检
+修</c:v>
                 </c:pt>
                 <c:pt idx="11">
-                  <c:v>黄岛公</c:v>
+                  <c:v>黄
+岛
+公
+司</c:v>
                 </c:pt>
                 <c:pt idx="12">
-                  <c:v>胶州公</c:v>
+                  <c:v>胶
+州
+公
+司</c:v>
                 </c:pt>
                 <c:pt idx="13">
-                  <c:v>市北中</c:v>
+                  <c:v>市
+北
+中
+心</c:v>
                 </c:pt>
                 <c:pt idx="14">
-                  <c:v>市南中</c:v>
+                  <c:v>市
+南
+中
+心</c:v>
                 </c:pt>
                 <c:pt idx="15">
-                  <c:v>带电中</c:v>
+                  <c:v>带
+电
+中
+心</c:v>
                 </c:pt>
               </c:strCache>
             </c:strRef>
@@ -2334,18 +2808,19 @@
         <c:tickLblPos val="nextTo"/>
         <c:lblAlgn val="ctr"/>
         <c:lblOffset val="100"/>
+        <c:tickLblSkip val="1"/>
         <c:txPr>
           <a:bodyPr rot="0" wrap="square"/>
           <a:lstStyle/>
           <a:p>
             <a:pPr>
-              <a:defRPr sz="800">
+              <a:defRPr sz="700">
                 <a:latin typeface="宋体"/>
                 <a:ea typeface="宋体"/>
                 <a:cs typeface="宋体"/>
               </a:defRPr>
             </a:pPr>
-            <a:endParaRPr lang="zh-CN" altLang="en-US" sz="800">
+            <a:endParaRPr lang="zh-CN" altLang="en-US" sz="700">
               <a:latin typeface="宋体"/>
               <a:ea typeface="宋体"/>
             </a:endParaRPr>
@@ -2372,33 +2847,6 @@
             </a:ln>
           </c:spPr>
         </c:majorGridlines>
-        <c:title>
-          <c:tx>
-            <c:rich>
-              <a:bodyPr rot="0" spcFirstLastPara="0" anchor="ctr"/>
-              <a:lstStyle/>
-              <a:p>
-                <a:pPr>
-                  <a:defRPr sz="1200">
-                    <a:latin typeface="宋体"/>
-                    <a:ea typeface="宋体"/>
-                    <a:cs typeface="宋体"/>
-                  </a:defRPr>
-                </a:pPr>
-                <a:r>
-                  <a:rPr lang="zh-CN" altLang="en-US" sz="1200">
-                    <a:latin typeface="宋体"/>
-                    <a:ea typeface="宋体"/>
-                  </a:rPr>
-                  <a:t>%</a:t>
-                </a:r>
-                <a:endParaRPr lang="zh-CN" sz="1200"/>
-              </a:p>
-            </c:rich>
-          </c:tx>
-          <c:layout/>
-          <c:overlay val="0"/>
-        </c:title>
         <c:numFmt formatCode="0&quot;%&quot;" sourceLinked="0"/>
         <c:txPr>
           <a:bodyPr rot="0" wrap="square"/>
@@ -2699,55 +3147,99 @@
               <c:strCache>
                 <c:ptCount val="17"/>
                 <c:pt idx="0">
-                  <c:v>巡视</c:v>
+                  <c:v>巡
+视</c:v>
                 </c:pt>
                 <c:pt idx="1">
-                  <c:v>装表接</c:v>
+                  <c:v>装
+表
+接
+电</c:v>
                 </c:pt>
                 <c:pt idx="2">
-                  <c:v>大修</c:v>
+                  <c:v>大
+修</c:v>
                 </c:pt>
                 <c:pt idx="3">
-                  <c:v>配农网</c:v>
+                  <c:v>配
+农
+网
+工
+程</c:v>
                 </c:pt>
                 <c:pt idx="4">
-                  <c:v>倒闸</c:v>
+                  <c:v>倒
+闸</c:v>
                 </c:pt>
                 <c:pt idx="5">
-                  <c:v>带电作</c:v>
+                  <c:v>带
+电
+作
+业</c:v>
                 </c:pt>
                 <c:pt idx="6">
-                  <c:v>技改</c:v>
+                  <c:v>技
+改</c:v>
                 </c:pt>
                 <c:pt idx="7">
-                  <c:v>其他</c:v>
+                  <c:v>其
+他</c:v>
                 </c:pt>
                 <c:pt idx="8">
-                  <c:v>无人机</c:v>
+                  <c:v>无
+人
+机
+巡
+检</c:v>
                 </c:pt>
                 <c:pt idx="9">
-                  <c:v>试验检</c:v>
+                  <c:v>试
+验
+检
+测</c:v>
                 </c:pt>
                 <c:pt idx="10">
-                  <c:v>树木修</c:v>
+                  <c:v>树
+木
+修
+剪</c:v>
                 </c:pt>
                 <c:pt idx="11">
-                  <c:v>业扩工</c:v>
+                  <c:v>业
+扩
+工
+程</c:v>
                 </c:pt>
                 <c:pt idx="12">
-                  <c:v>迁改工</c:v>
+                  <c:v>迁
+改
+工
+程</c:v>
                 </c:pt>
                 <c:pt idx="13">
-                  <c:v>输变电</c:v>
+                  <c:v>输
+变
+电
+工
+程</c:v>
                 </c:pt>
                 <c:pt idx="14">
-                  <c:v>常规检</c:v>
+                  <c:v>常
+规
+检
+修</c:v>
                 </c:pt>
                 <c:pt idx="15">
-                  <c:v>消缺</c:v>
+                  <c:v>消
+缺</c:v>
                 </c:pt>
                 <c:pt idx="16">
-                  <c:v>通信检</c:v>
+                  <c:v>通
+信
+检
+修
+施
+工</c:v>
                 </c:pt>
               </c:strCache>
             </c:strRef>
@@ -2830,18 +3322,19 @@
         <c:tickLblPos val="nextTo"/>
         <c:lblAlgn val="ctr"/>
         <c:lblOffset val="100"/>
+        <c:tickLblSkip val="1"/>
         <c:txPr>
           <a:bodyPr rot="0" wrap="square"/>
           <a:lstStyle/>
           <a:p>
             <a:pPr>
-              <a:defRPr sz="800">
+              <a:defRPr sz="700">
                 <a:latin typeface="宋体"/>
                 <a:ea typeface="宋体"/>
                 <a:cs typeface="宋体"/>
               </a:defRPr>
             </a:pPr>
-            <a:endParaRPr lang="zh-CN" altLang="en-US" sz="800">
+            <a:endParaRPr lang="zh-CN" altLang="en-US" sz="700">
               <a:latin typeface="宋体"/>
               <a:ea typeface="宋体"/>
             </a:endParaRPr>
@@ -2868,33 +3361,6 @@
             </a:ln>
           </c:spPr>
         </c:majorGridlines>
-        <c:title>
-          <c:tx>
-            <c:rich>
-              <a:bodyPr rot="0" spcFirstLastPara="0" anchor="ctr"/>
-              <a:lstStyle/>
-              <a:p>
-                <a:pPr>
-                  <a:defRPr sz="1200">
-                    <a:latin typeface="宋体"/>
-                    <a:ea typeface="宋体"/>
-                    <a:cs typeface="宋体"/>
-                  </a:defRPr>
-                </a:pPr>
-                <a:r>
-                  <a:rPr lang="zh-CN" altLang="en-US" sz="1200">
-                    <a:latin typeface="宋体"/>
-                    <a:ea typeface="宋体"/>
-                  </a:rPr>
-                  <a:t>项</a:t>
-                </a:r>
-                <a:endParaRPr lang="zh-CN" sz="1200"/>
-              </a:p>
-            </c:rich>
-          </c:tx>
-          <c:layout/>
-          <c:overlay val="0"/>
-        </c:title>
         <c:numFmt formatCode="0" sourceLinked="0"/>
         <c:txPr>
           <a:bodyPr rot="0" wrap="square"/>
@@ -3182,52 +3648,98 @@
               <c:strCache>
                 <c:ptCount val="16"/>
                 <c:pt idx="0">
-                  <c:v>市北中</c:v>
+                  <c:v>市
+北
+中
+心</c:v>
                 </c:pt>
                 <c:pt idx="1">
-                  <c:v>城阳中</c:v>
+                  <c:v>城
+阳
+中
+心</c:v>
                 </c:pt>
                 <c:pt idx="2">
-                  <c:v>变电运</c:v>
+                  <c:v>变
+电
+运
+维</c:v>
                 </c:pt>
                 <c:pt idx="3">
-                  <c:v>李沧中</c:v>
+                  <c:v>李
+沧
+中
+心</c:v>
                 </c:pt>
                 <c:pt idx="4">
-                  <c:v>市南中</c:v>
+                  <c:v>市
+南
+中
+心</c:v>
                 </c:pt>
                 <c:pt idx="5">
-                  <c:v>崂山中</c:v>
+                  <c:v>崂
+山
+中
+心</c:v>
                 </c:pt>
                 <c:pt idx="6">
-                  <c:v>黄岛公</c:v>
+                  <c:v>黄
+岛
+公
+司</c:v>
                 </c:pt>
                 <c:pt idx="7">
-                  <c:v>输电中</c:v>
+                  <c:v>输
+电
+中
+心</c:v>
                 </c:pt>
                 <c:pt idx="8">
-                  <c:v>胶州公</c:v>
+                  <c:v>胶
+州
+公
+司</c:v>
                 </c:pt>
                 <c:pt idx="9">
-                  <c:v>安装公</c:v>
+                  <c:v>安
+装
+公
+司</c:v>
                 </c:pt>
                 <c:pt idx="10">
-                  <c:v>电缆中</c:v>
+                  <c:v>电
+缆
+中
+心</c:v>
                 </c:pt>
                 <c:pt idx="11">
-                  <c:v>变电检</c:v>
+                  <c:v>变
+电
+检
+修</c:v>
                 </c:pt>
                 <c:pt idx="12">
-                  <c:v>平度公</c:v>
+                  <c:v>平
+度
+公
+司</c:v>
                 </c:pt>
                 <c:pt idx="13">
-                  <c:v>莱西公</c:v>
+                  <c:v>莱
+西
+公
+司</c:v>
                 </c:pt>
                 <c:pt idx="14">
-                  <c:v>即墨公</c:v>
+                  <c:v>即
+墨
+公
+司</c:v>
                 </c:pt>
                 <c:pt idx="15">
-                  <c:v>其他</c:v>
+                  <c:v>其
+他</c:v>
                 </c:pt>
               </c:strCache>
             </c:strRef>
@@ -3307,18 +3819,19 @@
         <c:tickLblPos val="nextTo"/>
         <c:lblAlgn val="ctr"/>
         <c:lblOffset val="100"/>
+        <c:tickLblSkip val="1"/>
         <c:txPr>
           <a:bodyPr rot="0" wrap="square"/>
           <a:lstStyle/>
           <a:p>
             <a:pPr>
-              <a:defRPr sz="800">
+              <a:defRPr sz="700">
                 <a:latin typeface="宋体"/>
                 <a:ea typeface="宋体"/>
                 <a:cs typeface="宋体"/>
               </a:defRPr>
             </a:pPr>
-            <a:endParaRPr lang="zh-CN" altLang="en-US" sz="800">
+            <a:endParaRPr lang="zh-CN" altLang="en-US" sz="700">
               <a:latin typeface="宋体"/>
               <a:ea typeface="宋体"/>
             </a:endParaRPr>
@@ -3345,33 +3858,6 @@
             </a:ln>
           </c:spPr>
         </c:majorGridlines>
-        <c:title>
-          <c:tx>
-            <c:rich>
-              <a:bodyPr rot="0" spcFirstLastPara="0" anchor="ctr"/>
-              <a:lstStyle/>
-              <a:p>
-                <a:pPr>
-                  <a:defRPr sz="1200">
-                    <a:latin typeface="宋体"/>
-                    <a:ea typeface="宋体"/>
-                    <a:cs typeface="宋体"/>
-                  </a:defRPr>
-                </a:pPr>
-                <a:r>
-                  <a:rPr lang="zh-CN" altLang="en-US" sz="1200">
-                    <a:latin typeface="宋体"/>
-                    <a:ea typeface="宋体"/>
-                  </a:rPr>
-                  <a:t>%</a:t>
-                </a:r>
-                <a:endParaRPr lang="zh-CN" sz="1200"/>
-              </a:p>
-            </c:rich>
-          </c:tx>
-          <c:layout/>
-          <c:overlay val="0"/>
-        </c:title>
         <c:numFmt formatCode="0&quot;%&quot;" sourceLinked="0"/>
         <c:txPr>
           <a:bodyPr rot="0" wrap="square"/>

--- a/安全作业承载力分析/承载力报告/承载力报告20260923/国网青岛供电公司2026年9月23日安全承载力分析报告.docx
+++ b/安全作业承载力分析/承载力报告/承载力报告20260923/国网青岛供电公司2026年9月23日安全承载力分析报告.docx
@@ -9,9 +9,7 @@
         <w:keepLines w:val="false"/>
         <w:pageBreakBefore w:val="false"/>
         <w:widowControl w:val="false"/>
-        <w:kinsoku w:val="true"/>
-        <w:overflowPunct w:val="true"/>
-        <w:autoSpaceDE w:val="true"/>
+        <w:overflowPunct w:val="false"/>
         <w:bidi w:val="0"/>
         <w:snapToGrid w:val="true"/>
         <w:spacing w:lineRule="exact" w:line="580"/>
@@ -40,9 +38,7 @@
         <w:keepLines w:val="false"/>
         <w:pageBreakBefore w:val="false"/>
         <w:widowControl w:val="false"/>
-        <w:kinsoku w:val="true"/>
-        <w:overflowPunct w:val="true"/>
-        <w:autoSpaceDE w:val="true"/>
+        <w:overflowPunct w:val="false"/>
         <w:bidi w:val="0"/>
         <w:snapToGrid w:val="true"/>
         <w:spacing w:lineRule="exact" w:line="580"/>
@@ -50,9 +46,11 @@
         <w:jc w:val="center"/>
         <w:textAlignment w:val="auto"/>
         <w:rPr>
-          <w:rFonts w:ascii="方正小标宋_GBK" w:hAnsi="方正小标宋_GBK" w:eastAsia="方正小标宋_GBK" w:cs="方正小标宋_GBK"/>
-          <w:sz w:val="44"/>
-          <w:szCs w:val="44"/>
+          <w:rFonts w:ascii="方正仿宋_GBK" w:hAnsi="方正仿宋_GBK" w:eastAsia="方正仿宋_GBK" w:cs="方正仿宋_GBK"/>
+          <w:color w:val="000000"/>
+          <w:sz w:val="32"/>
+          <w:szCs w:val="32"/>
+          <w:lang w:val="en-US" w:eastAsia="zh-CN"/>
         </w:rPr>
       </w:pPr>
       <w:r>
@@ -71,9 +69,7 @@
         <w:keepLines w:val="false"/>
         <w:pageBreakBefore w:val="false"/>
         <w:widowControl w:val="false"/>
-        <w:kinsoku w:val="true"/>
-        <w:overflowPunct w:val="true"/>
-        <w:autoSpaceDE w:val="true"/>
+        <w:overflowPunct w:val="false"/>
         <w:bidi w:val="0"/>
         <w:snapToGrid w:val="false"/>
         <w:spacing w:lineRule="exact" w:line="580"/>
@@ -84,7 +80,6 @@
           <w:color w:val="000000"/>
           <w:sz w:val="32"/>
           <w:szCs w:val="32"/>
-          <w:highlight w:val="none"/>
           <w:lang w:val="en-US" w:eastAsia="zh-CN"/>
         </w:rPr>
       </w:pPr>
@@ -105,21 +100,20 @@
         <w:keepLines w:val="false"/>
         <w:pageBreakBefore w:val="false"/>
         <w:widowControl w:val="false"/>
-        <w:kinsoku w:val="true"/>
-        <w:overflowPunct w:val="true"/>
-        <w:autoSpaceDE w:val="true"/>
+        <w:overflowPunct w:val="false"/>
         <w:bidi w:val="0"/>
         <w:snapToGrid w:val="true"/>
         <w:spacing w:lineRule="exact" w:line="580"/>
         <w:ind w:firstLine="640" w:end="0"/>
         <w:textAlignment w:val="auto"/>
         <w:rPr>
-          <w:rFonts w:ascii="方正黑体_GBK" w:hAnsi="方正黑体_GBK" w:eastAsia="方正黑体_GBK" w:cs="方正黑体_GBK"/>
-          <w:b w:val="false"/>
-          <w:bCs w:val="false"/>
+          <w:rFonts w:cs="方正仿宋_GBK"/>
+          <w:color w:val="000000"/>
+          <w:spacing w:val="0"/>
+          <w:kern w:val="2"/>
           <w:sz w:val="32"/>
           <w:szCs w:val="32"/>
-          <w:lang w:val="en-US" w:eastAsia="zh-CN"/>
+          <w:lang w:val="en-US" w:eastAsia="zh-CN" w:bidi="ar-SA"/>
         </w:rPr>
       </w:pPr>
       <w:r>
@@ -141,23 +135,17 @@
         <w:keepLines w:val="false"/>
         <w:pageBreakBefore w:val="false"/>
         <w:widowControl w:val="false"/>
-        <w:kinsoku w:val="true"/>
-        <w:overflowPunct w:val="true"/>
-        <w:autoSpaceDE w:val="true"/>
+        <w:overflowPunct w:val="false"/>
         <w:bidi w:val="0"/>
         <w:snapToGrid w:val="false"/>
         <w:spacing w:lineRule="exact" w:line="580"/>
         <w:ind w:firstLine="640" w:end="0"/>
         <w:textAlignment w:val="auto"/>
         <w:rPr>
-          <w:rFonts w:cs="方正仿宋_GBK"/>
-          <w:color w:val="000000"/>
-          <w:spacing w:val="0"/>
-          <w:kern w:val="2"/>
-          <w:sz w:val="32"/>
-          <w:szCs w:val="32"/>
-          <w:highlight w:val="none"/>
-          <w:lang w:val="en-US" w:eastAsia="zh-CN" w:bidi="ar"/>
+          <w:rFonts w:ascii="方正仿宋_GBK" w:hAnsi="方正仿宋_GBK" w:cs="方正仿宋_GBK"/>
+          <w:sz w:val="24"/>
+          <w:szCs w:val="24"/>
+          <w:lang w:eastAsia="zh-CN"/>
         </w:rPr>
       </w:pPr>
       <w:r>
@@ -168,14 +156,14 @@
           <w:kern w:val="2"/>
           <w:sz w:val="32"/>
           <w:szCs w:val="32"/>
-          <w:lang w:val="en-US" w:eastAsia="zh-CN" w:bidi="ar"/>
+          <w:lang w:val="en-US" w:eastAsia="zh-CN" w:bidi="ar-SA"/>
         </w:rPr>
-        <w:t>2026年9月23日，公司各单位共安排日计划736项，其中二级风险作业0项、三级风险作业4项。三级及以上风险工作明细表如下：</w:t>
+        <w:t>2026年9月23日，公司各单位共安排日计划736项，其中三级风险作业4项、四级风险作业200项、五级风险作业532项。三级风险工作明细表如下：</w:t>
       </w:r>
     </w:p>
     <w:tbl>
       <w:tblPr>
-        <w:tblW w:w="3480" w:type="dxa"/>
+        <w:tblW w:w="7760" w:type="dxa"/>
         <w:jc w:val="center"/>
         <w:tblInd w:w="0" w:type="dxa"/>
         <w:tblLayout w:type="fixed"/>
@@ -189,12 +177,12 @@
         </w:tblCellMar>
       </w:tblPr>
       <w:tblGrid>
-        <w:gridCol w:w="580"/>
-        <w:gridCol w:w="580"/>
-        <w:gridCol w:w="580"/>
-        <w:gridCol w:w="580"/>
-        <w:gridCol w:w="580"/>
-        <w:gridCol w:w="580"/>
+        <w:gridCol w:w="560"/>
+        <w:gridCol w:w="1560"/>
+        <w:gridCol w:w="3000"/>
+        <w:gridCol w:w="720"/>
+        <w:gridCol w:w="1040"/>
+        <w:gridCol w:w="880"/>
       </w:tblGrid>
       <w:tr>
         <w:trPr>
@@ -203,7 +191,7 @@
         </w:trPr>
         <w:tc>
           <w:tcPr>
-            <w:tcW w:w="580" w:type="dxa"/>
+            <w:tcW w:w="560" w:type="dxa"/>
             <w:tcBorders>
               <w:top w:val="single" w:sz="4" w:space="0" w:color="000000"/>
               <w:start w:val="single" w:sz="4" w:space="0" w:color="000000"/>
@@ -220,9 +208,7 @@
               <w:keepNext w:val="false"/>
               <w:keepLines w:val="false"/>
               <w:widowControl w:val="false"/>
-              <w:kinsoku w:val="true"/>
-              <w:overflowPunct w:val="true"/>
-              <w:autoSpaceDE w:val="true"/>
+              <w:overflowPunct w:val="false"/>
               <w:bidi w:val="0"/>
               <w:snapToGrid w:val="false"/>
               <w:spacing w:lineRule="exact" w:line="320" w:before="0" w:after="0"/>
@@ -230,7 +216,7 @@
               <w:jc w:val="center"/>
               <w:textAlignment w:val="auto"/>
               <w:rPr>
-                <w:rFonts w:ascii="方正仿宋_GBK" w:hAnsi="方正仿宋_GBK" w:eastAsia="方正仿宋_GBK" w:cs="方正仿宋_GBK"/>
+                <w:rFonts w:ascii="方正仿宋_GBK" w:hAnsi="方正仿宋_GBK" w:cs="方正仿宋_GBK"/>
                 <w:sz w:val="24"/>
                 <w:szCs w:val="24"/>
                 <w:lang w:eastAsia="zh-CN"/>
@@ -248,7 +234,7 @@
         </w:tc>
         <w:tc>
           <w:tcPr>
-            <w:tcW w:w="580" w:type="dxa"/>
+            <w:tcW w:w="1560" w:type="dxa"/>
             <w:tcBorders>
               <w:top w:val="single" w:sz="4" w:space="0" w:color="000000"/>
               <w:start w:val="single" w:sz="4" w:space="0" w:color="000000"/>
@@ -265,9 +251,7 @@
               <w:keepNext w:val="false"/>
               <w:keepLines w:val="false"/>
               <w:widowControl w:val="false"/>
-              <w:kinsoku w:val="true"/>
-              <w:overflowPunct w:val="true"/>
-              <w:autoSpaceDE w:val="true"/>
+              <w:overflowPunct w:val="false"/>
               <w:bidi w:val="0"/>
               <w:snapToGrid w:val="false"/>
               <w:spacing w:lineRule="exact" w:line="320" w:before="0" w:after="0"/>
@@ -275,7 +259,7 @@
               <w:jc w:val="center"/>
               <w:textAlignment w:val="auto"/>
               <w:rPr>
-                <w:rFonts w:ascii="方正仿宋_GBK" w:hAnsi="方正仿宋_GBK" w:eastAsia="方正仿宋_GBK" w:cs="方正仿宋_GBK"/>
+                <w:rFonts w:ascii="方正仿宋_GBK" w:hAnsi="方正仿宋_GBK" w:cs="方正仿宋_GBK"/>
                 <w:sz w:val="24"/>
                 <w:szCs w:val="24"/>
                 <w:lang w:eastAsia="zh-CN"/>
@@ -293,7 +277,7 @@
         </w:tc>
         <w:tc>
           <w:tcPr>
-            <w:tcW w:w="580" w:type="dxa"/>
+            <w:tcW w:w="3000" w:type="dxa"/>
             <w:tcBorders>
               <w:top w:val="single" w:sz="4" w:space="0" w:color="000000"/>
               <w:start w:val="single" w:sz="4" w:space="0" w:color="000000"/>
@@ -310,9 +294,7 @@
               <w:keepNext w:val="false"/>
               <w:keepLines w:val="false"/>
               <w:widowControl w:val="false"/>
-              <w:kinsoku w:val="true"/>
-              <w:overflowPunct w:val="true"/>
-              <w:autoSpaceDE w:val="true"/>
+              <w:overflowPunct w:val="false"/>
               <w:bidi w:val="0"/>
               <w:snapToGrid w:val="false"/>
               <w:spacing w:lineRule="exact" w:line="320" w:before="0" w:after="0"/>
@@ -320,7 +302,7 @@
               <w:jc w:val="center"/>
               <w:textAlignment w:val="auto"/>
               <w:rPr>
-                <w:rFonts w:ascii="方正仿宋_GBK" w:hAnsi="方正仿宋_GBK" w:eastAsia="方正仿宋_GBK" w:cs="方正仿宋_GBK"/>
+                <w:rFonts w:ascii="方正仿宋_GBK" w:hAnsi="方正仿宋_GBK" w:cs="方正仿宋_GBK"/>
                 <w:sz w:val="24"/>
                 <w:szCs w:val="24"/>
                 <w:lang w:eastAsia="zh-CN"/>
@@ -332,22 +314,13 @@
                 <w:b/>
                 <w:sz w:val="21"/>
               </w:rPr>
-              <w:t>作业</w:t>
-              <w:br/>
-            </w:r>
-            <w:r>
-              <w:rPr>
-                <w:rFonts w:ascii="宋体" w:hAnsi="宋体" w:eastAsia="宋体" w:cs="宋体"/>
-                <w:b/>
-                <w:sz w:val="21"/>
-              </w:rPr>
-              <w:t>内容</w:t>
+              <w:t>作业内容</w:t>
             </w:r>
           </w:p>
         </w:tc>
         <w:tc>
           <w:tcPr>
-            <w:tcW w:w="580" w:type="dxa"/>
+            <w:tcW w:w="720" w:type="dxa"/>
             <w:tcBorders>
               <w:top w:val="single" w:sz="4" w:space="0" w:color="000000"/>
               <w:start w:val="single" w:sz="4" w:space="0" w:color="000000"/>
@@ -364,9 +337,7 @@
               <w:keepNext w:val="false"/>
               <w:keepLines w:val="false"/>
               <w:widowControl w:val="false"/>
-              <w:kinsoku w:val="true"/>
-              <w:overflowPunct w:val="true"/>
-              <w:autoSpaceDE w:val="true"/>
+              <w:overflowPunct w:val="false"/>
               <w:bidi w:val="0"/>
               <w:snapToGrid w:val="false"/>
               <w:spacing w:lineRule="exact" w:line="320" w:before="0" w:after="0"/>
@@ -374,7 +345,7 @@
               <w:jc w:val="center"/>
               <w:textAlignment w:val="auto"/>
               <w:rPr>
-                <w:rFonts w:ascii="方正仿宋_GBK" w:hAnsi="方正仿宋_GBK" w:eastAsia="方正仿宋_GBK" w:cs="方正仿宋_GBK"/>
+                <w:rFonts w:ascii="方正仿宋_GBK" w:hAnsi="方正仿宋_GBK" w:cs="方正仿宋_GBK"/>
                 <w:sz w:val="24"/>
                 <w:szCs w:val="24"/>
                 <w:lang w:eastAsia="zh-CN"/>
@@ -386,22 +357,13 @@
                 <w:b/>
                 <w:sz w:val="21"/>
               </w:rPr>
-              <w:t>风险</w:t>
-              <w:br/>
-            </w:r>
-            <w:r>
-              <w:rPr>
-                <w:rFonts w:ascii="宋体" w:hAnsi="宋体" w:eastAsia="宋体" w:cs="宋体"/>
-                <w:b/>
-                <w:sz w:val="21"/>
-              </w:rPr>
-              <w:t>等级</w:t>
+              <w:t>风险等级</w:t>
             </w:r>
           </w:p>
         </w:tc>
         <w:tc>
           <w:tcPr>
-            <w:tcW w:w="580" w:type="dxa"/>
+            <w:tcW w:w="1040" w:type="dxa"/>
             <w:tcBorders>
               <w:top w:val="single" w:sz="4" w:space="0" w:color="000000"/>
               <w:start w:val="single" w:sz="4" w:space="0" w:color="000000"/>
@@ -418,9 +380,7 @@
               <w:keepNext w:val="false"/>
               <w:keepLines w:val="false"/>
               <w:widowControl w:val="false"/>
-              <w:kinsoku w:val="true"/>
-              <w:overflowPunct w:val="true"/>
-              <w:autoSpaceDE w:val="true"/>
+              <w:overflowPunct w:val="false"/>
               <w:bidi w:val="0"/>
               <w:snapToGrid w:val="false"/>
               <w:spacing w:lineRule="exact" w:line="320" w:before="0" w:after="0"/>
@@ -428,10 +388,9 @@
               <w:jc w:val="center"/>
               <w:textAlignment w:val="auto"/>
               <w:rPr>
-                <w:rFonts w:ascii="方正仿宋_GBK" w:hAnsi="方正仿宋_GBK" w:eastAsia="方正仿宋_GBK" w:cs="方正仿宋_GBK"/>
+                <w:rFonts w:cs="方正仿宋_GBK"/>
                 <w:sz w:val="24"/>
                 <w:szCs w:val="24"/>
-                <w:highlight w:val="none"/>
                 <w:lang w:eastAsia="zh-CN"/>
               </w:rPr>
             </w:pPr>
@@ -441,31 +400,13 @@
                 <w:b/>
                 <w:sz w:val="21"/>
               </w:rPr>
-              <w:t>工作</w:t>
-              <w:br/>
-            </w:r>
-            <w:r>
-              <w:rPr>
-                <w:rFonts w:ascii="宋体" w:hAnsi="宋体" w:eastAsia="宋体" w:cs="宋体"/>
-                <w:b/>
-                <w:sz w:val="21"/>
-              </w:rPr>
-              <w:t>负责</w:t>
-              <w:br/>
-            </w:r>
-            <w:r>
-              <w:rPr>
-                <w:rFonts w:ascii="宋体" w:hAnsi="宋体" w:eastAsia="宋体" w:cs="宋体"/>
-                <w:b/>
-                <w:sz w:val="21"/>
-              </w:rPr>
-              <w:t>人</w:t>
+              <w:t>工作负责人</w:t>
             </w:r>
           </w:p>
         </w:tc>
         <w:tc>
           <w:tcPr>
-            <w:tcW w:w="580" w:type="dxa"/>
+            <w:tcW w:w="880" w:type="dxa"/>
             <w:tcBorders>
               <w:top w:val="single" w:sz="4" w:space="0" w:color="000000"/>
               <w:start w:val="single" w:sz="4" w:space="0" w:color="000000"/>
@@ -482,9 +423,7 @@
               <w:keepNext w:val="false"/>
               <w:keepLines w:val="false"/>
               <w:widowControl w:val="false"/>
-              <w:kinsoku w:val="true"/>
-              <w:overflowPunct w:val="true"/>
-              <w:autoSpaceDE w:val="true"/>
+              <w:overflowPunct w:val="false"/>
               <w:bidi w:val="0"/>
               <w:snapToGrid w:val="false"/>
               <w:spacing w:lineRule="exact" w:line="320" w:before="0" w:after="0"/>
@@ -492,10 +431,9 @@
               <w:jc w:val="center"/>
               <w:textAlignment w:val="auto"/>
               <w:rPr>
-                <w:rFonts w:ascii="方正仿宋_GBK" w:hAnsi="方正仿宋_GBK" w:eastAsia="方正仿宋_GBK" w:cs="方正仿宋_GBK"/>
+                <w:rFonts w:cs="方正仿宋_GBK"/>
                 <w:sz w:val="24"/>
                 <w:szCs w:val="24"/>
-                <w:highlight w:val="none"/>
                 <w:lang w:eastAsia="zh-CN"/>
               </w:rPr>
             </w:pPr>
@@ -505,25 +443,7 @@
                 <w:b/>
                 <w:sz w:val="21"/>
               </w:rPr>
-              <w:t>班组</w:t>
-              <w:br/>
-            </w:r>
-            <w:r>
-              <w:rPr>
-                <w:rFonts w:ascii="宋体" w:hAnsi="宋体" w:eastAsia="宋体" w:cs="宋体"/>
-                <w:b/>
-                <w:sz w:val="21"/>
-              </w:rPr>
-              <w:t>成员</w:t>
-              <w:br/>
-            </w:r>
-            <w:r>
-              <w:rPr>
-                <w:rFonts w:ascii="宋体" w:hAnsi="宋体" w:eastAsia="宋体" w:cs="宋体"/>
-                <w:b/>
-                <w:sz w:val="21"/>
-              </w:rPr>
-              <w:t>人数</w:t>
+              <w:t>班组成员人数</w:t>
             </w:r>
           </w:p>
         </w:tc>
@@ -531,7 +451,7 @@
       <w:tr>
         <w:tc>
           <w:tcPr>
-            <w:tcW w:type="dxa" w:w="580"/>
+            <w:tcW w:type="dxa" w:w="560"/>
             <w:vAlign w:val="center"/>
             <w:tcBorders>
               <w:top w:val="single" w:sz="4" w:space="0" w:color="000000"/>
@@ -558,7 +478,7 @@
         </w:tc>
         <w:tc>
           <w:tcPr>
-            <w:tcW w:type="dxa" w:w="580"/>
+            <w:tcW w:type="dxa" w:w="1560"/>
             <w:vAlign w:val="center"/>
             <w:tcBorders>
               <w:top w:val="single" w:sz="4" w:space="0" w:color="000000"/>
@@ -579,22 +499,13 @@
                 <w:b w:val="0"/>
                 <w:sz w:val="21"/>
               </w:rPr>
-              <w:t>变电</w:t>
-              <w:br/>
-            </w:r>
-            <w:r>
-              <w:rPr>
-                <w:rFonts w:ascii="宋体" w:hAnsi="宋体" w:eastAsia="宋体" w:cs="宋体"/>
-                <w:b w:val="0"/>
-                <w:sz w:val="21"/>
-              </w:rPr>
-              <w:t>运维</w:t>
+              <w:t>变电运维</w:t>
             </w:r>
           </w:p>
         </w:tc>
         <w:tc>
           <w:tcPr>
-            <w:tcW w:type="dxa" w:w="580"/>
+            <w:tcW w:type="dxa" w:w="3000"/>
             <w:vAlign w:val="center"/>
             <w:tcBorders>
               <w:top w:val="single" w:sz="4" w:space="0" w:color="000000"/>
@@ -615,31 +526,13 @@
                 <w:b w:val="0"/>
                 <w:sz w:val="21"/>
               </w:rPr>
-              <w:t>作业</w:t>
-              <w:br/>
-            </w:r>
-            <w:r>
-              <w:rPr>
-                <w:rFonts w:ascii="宋体" w:hAnsi="宋体" w:eastAsia="宋体" w:cs="宋体"/>
-                <w:b w:val="0"/>
-                <w:sz w:val="21"/>
-              </w:rPr>
-              <w:t>计划</w:t>
-              <w:br/>
-            </w:r>
-            <w:r>
-              <w:rPr>
-                <w:rFonts w:ascii="宋体" w:hAnsi="宋体" w:eastAsia="宋体" w:cs="宋体"/>
-                <w:b w:val="0"/>
-                <w:sz w:val="21"/>
-              </w:rPr>
-              <w:t>1474</w:t>
+              <w:t>作业计划1474</w:t>
             </w:r>
           </w:p>
         </w:tc>
         <w:tc>
           <w:tcPr>
-            <w:tcW w:type="dxa" w:w="580"/>
+            <w:tcW w:type="dxa" w:w="720"/>
             <w:vAlign w:val="center"/>
             <w:tcBorders>
               <w:top w:val="single" w:sz="4" w:space="0" w:color="000000"/>
@@ -666,7 +559,7 @@
         </w:tc>
         <w:tc>
           <w:tcPr>
-            <w:tcW w:type="dxa" w:w="580"/>
+            <w:tcW w:type="dxa" w:w="1040"/>
             <w:vAlign w:val="center"/>
             <w:tcBorders>
               <w:top w:val="single" w:sz="4" w:space="0" w:color="000000"/>
@@ -693,7 +586,7 @@
         </w:tc>
         <w:tc>
           <w:tcPr>
-            <w:tcW w:type="dxa" w:w="580"/>
+            <w:tcW w:type="dxa" w:w="880"/>
             <w:vAlign w:val="center"/>
             <w:tcBorders>
               <w:top w:val="single" w:sz="4" w:space="0" w:color="000000"/>
@@ -722,7 +615,7 @@
       <w:tr>
         <w:tc>
           <w:tcPr>
-            <w:tcW w:type="dxa" w:w="580"/>
+            <w:tcW w:type="dxa" w:w="560"/>
             <w:vAlign w:val="center"/>
             <w:tcBorders>
               <w:top w:val="single" w:sz="4" w:space="0" w:color="000000"/>
@@ -749,7 +642,7 @@
         </w:tc>
         <w:tc>
           <w:tcPr>
-            <w:tcW w:type="dxa" w:w="580"/>
+            <w:tcW w:type="dxa" w:w="1560"/>
             <w:vAlign w:val="center"/>
             <w:tcBorders>
               <w:top w:val="single" w:sz="4" w:space="0" w:color="000000"/>
@@ -770,22 +663,13 @@
                 <w:b w:val="0"/>
                 <w:sz w:val="21"/>
               </w:rPr>
-              <w:t>变电</w:t>
-              <w:br/>
-            </w:r>
-            <w:r>
-              <w:rPr>
-                <w:rFonts w:ascii="宋体" w:hAnsi="宋体" w:eastAsia="宋体" w:cs="宋体"/>
-                <w:b w:val="0"/>
-                <w:sz w:val="21"/>
-              </w:rPr>
-              <w:t>运维</w:t>
+              <w:t>变电运维</w:t>
             </w:r>
           </w:p>
         </w:tc>
         <w:tc>
           <w:tcPr>
-            <w:tcW w:type="dxa" w:w="580"/>
+            <w:tcW w:type="dxa" w:w="3000"/>
             <w:vAlign w:val="center"/>
             <w:tcBorders>
               <w:top w:val="single" w:sz="4" w:space="0" w:color="000000"/>
@@ -806,31 +690,13 @@
                 <w:b w:val="0"/>
                 <w:sz w:val="21"/>
               </w:rPr>
-              <w:t>作业</w:t>
-              <w:br/>
-            </w:r>
-            <w:r>
-              <w:rPr>
-                <w:rFonts w:ascii="宋体" w:hAnsi="宋体" w:eastAsia="宋体" w:cs="宋体"/>
-                <w:b w:val="0"/>
-                <w:sz w:val="21"/>
-              </w:rPr>
-              <w:t>计划</w:t>
-              <w:br/>
-            </w:r>
-            <w:r>
-              <w:rPr>
-                <w:rFonts w:ascii="宋体" w:hAnsi="宋体" w:eastAsia="宋体" w:cs="宋体"/>
-                <w:b w:val="0"/>
-                <w:sz w:val="21"/>
-              </w:rPr>
-              <w:t>1475</w:t>
+              <w:t>作业计划1475</w:t>
             </w:r>
           </w:p>
         </w:tc>
         <w:tc>
           <w:tcPr>
-            <w:tcW w:type="dxa" w:w="580"/>
+            <w:tcW w:type="dxa" w:w="720"/>
             <w:vAlign w:val="center"/>
             <w:tcBorders>
               <w:top w:val="single" w:sz="4" w:space="0" w:color="000000"/>
@@ -857,7 +723,7 @@
         </w:tc>
         <w:tc>
           <w:tcPr>
-            <w:tcW w:type="dxa" w:w="580"/>
+            <w:tcW w:type="dxa" w:w="1040"/>
             <w:vAlign w:val="center"/>
             <w:tcBorders>
               <w:top w:val="single" w:sz="4" w:space="0" w:color="000000"/>
@@ -884,7 +750,7 @@
         </w:tc>
         <w:tc>
           <w:tcPr>
-            <w:tcW w:type="dxa" w:w="580"/>
+            <w:tcW w:type="dxa" w:w="880"/>
             <w:vAlign w:val="center"/>
             <w:tcBorders>
               <w:top w:val="single" w:sz="4" w:space="0" w:color="000000"/>
@@ -913,7 +779,7 @@
       <w:tr>
         <w:tc>
           <w:tcPr>
-            <w:tcW w:type="dxa" w:w="580"/>
+            <w:tcW w:type="dxa" w:w="560"/>
             <w:vAlign w:val="center"/>
             <w:tcBorders>
               <w:top w:val="single" w:sz="4" w:space="0" w:color="000000"/>
@@ -940,7 +806,7 @@
         </w:tc>
         <w:tc>
           <w:tcPr>
-            <w:tcW w:type="dxa" w:w="580"/>
+            <w:tcW w:type="dxa" w:w="1560"/>
             <w:vAlign w:val="center"/>
             <w:tcBorders>
               <w:top w:val="single" w:sz="4" w:space="0" w:color="000000"/>
@@ -961,22 +827,13 @@
                 <w:b w:val="0"/>
                 <w:sz w:val="21"/>
               </w:rPr>
-              <w:t>安装</w:t>
-              <w:br/>
-            </w:r>
-            <w:r>
-              <w:rPr>
-                <w:rFonts w:ascii="宋体" w:hAnsi="宋体" w:eastAsia="宋体" w:cs="宋体"/>
-                <w:b w:val="0"/>
-                <w:sz w:val="21"/>
-              </w:rPr>
-              <w:t>公司</w:t>
+              <w:t>安装公司</w:t>
             </w:r>
           </w:p>
         </w:tc>
         <w:tc>
           <w:tcPr>
-            <w:tcW w:type="dxa" w:w="580"/>
+            <w:tcW w:type="dxa" w:w="3000"/>
             <w:vAlign w:val="center"/>
             <w:tcBorders>
               <w:top w:val="single" w:sz="4" w:space="0" w:color="000000"/>
@@ -997,76 +854,13 @@
                 <w:b w:val="0"/>
                 <w:sz w:val="21"/>
               </w:rPr>
-              <w:t>蔚蓝</w:t>
-              <w:br/>
-            </w:r>
-            <w:r>
-              <w:rPr>
-                <w:rFonts w:ascii="宋体" w:hAnsi="宋体" w:eastAsia="宋体" w:cs="宋体"/>
-                <w:b w:val="0"/>
-                <w:sz w:val="21"/>
-              </w:rPr>
-              <w:t>海岸</w:t>
-              <w:br/>
-            </w:r>
-            <w:r>
-              <w:rPr>
-                <w:rFonts w:ascii="宋体" w:hAnsi="宋体" w:eastAsia="宋体" w:cs="宋体"/>
-                <w:b w:val="0"/>
-                <w:sz w:val="21"/>
-              </w:rPr>
-              <w:t>二期</w:t>
-              <w:br/>
-            </w:r>
-            <w:r>
-              <w:rPr>
-                <w:rFonts w:ascii="宋体" w:hAnsi="宋体" w:eastAsia="宋体" w:cs="宋体"/>
-                <w:b w:val="0"/>
-                <w:sz w:val="21"/>
-              </w:rPr>
-              <w:t>35</w:t>
-              <w:br/>
-            </w:r>
-            <w:r>
-              <w:rPr>
-                <w:rFonts w:ascii="宋体" w:hAnsi="宋体" w:eastAsia="宋体" w:cs="宋体"/>
-                <w:b w:val="0"/>
-                <w:sz w:val="21"/>
-              </w:rPr>
-              <w:t>kV</w:t>
-              <w:br/>
-            </w:r>
-            <w:r>
-              <w:rPr>
-                <w:rFonts w:ascii="宋体" w:hAnsi="宋体" w:eastAsia="宋体" w:cs="宋体"/>
-                <w:b w:val="0"/>
-                <w:sz w:val="21"/>
-              </w:rPr>
-              <w:t>输变</w:t>
-              <w:br/>
-            </w:r>
-            <w:r>
-              <w:rPr>
-                <w:rFonts w:ascii="宋体" w:hAnsi="宋体" w:eastAsia="宋体" w:cs="宋体"/>
-                <w:b w:val="0"/>
-                <w:sz w:val="21"/>
-              </w:rPr>
-              <w:t>电工</w:t>
-              <w:br/>
-            </w:r>
-            <w:r>
-              <w:rPr>
-                <w:rFonts w:ascii="宋体" w:hAnsi="宋体" w:eastAsia="宋体" w:cs="宋体"/>
-                <w:b w:val="0"/>
-                <w:sz w:val="21"/>
-              </w:rPr>
-              <w:t>程</w:t>
+              <w:t>蔚蓝海岸二期35kV输变电工程</w:t>
             </w:r>
           </w:p>
         </w:tc>
         <w:tc>
           <w:tcPr>
-            <w:tcW w:type="dxa" w:w="580"/>
+            <w:tcW w:type="dxa" w:w="720"/>
             <w:vAlign w:val="center"/>
             <w:tcBorders>
               <w:top w:val="single" w:sz="4" w:space="0" w:color="000000"/>
@@ -1093,7 +887,7 @@
         </w:tc>
         <w:tc>
           <w:tcPr>
-            <w:tcW w:type="dxa" w:w="580"/>
+            <w:tcW w:type="dxa" w:w="1040"/>
             <w:vAlign w:val="center"/>
             <w:tcBorders>
               <w:top w:val="single" w:sz="4" w:space="0" w:color="000000"/>
@@ -1120,7 +914,7 @@
         </w:tc>
         <w:tc>
           <w:tcPr>
-            <w:tcW w:type="dxa" w:w="580"/>
+            <w:tcW w:type="dxa" w:w="880"/>
             <w:vAlign w:val="center"/>
             <w:tcBorders>
               <w:top w:val="single" w:sz="4" w:space="0" w:color="000000"/>
@@ -1149,7 +943,7 @@
       <w:tr>
         <w:tc>
           <w:tcPr>
-            <w:tcW w:type="dxa" w:w="580"/>
+            <w:tcW w:type="dxa" w:w="560"/>
             <w:vAlign w:val="center"/>
             <w:tcBorders>
               <w:top w:val="single" w:sz="4" w:space="0" w:color="000000"/>
@@ -1176,7 +970,7 @@
         </w:tc>
         <w:tc>
           <w:tcPr>
-            <w:tcW w:type="dxa" w:w="580"/>
+            <w:tcW w:type="dxa" w:w="1560"/>
             <w:vAlign w:val="center"/>
             <w:tcBorders>
               <w:top w:val="single" w:sz="4" w:space="0" w:color="000000"/>
@@ -1197,22 +991,13 @@
                 <w:b w:val="0"/>
                 <w:sz w:val="21"/>
               </w:rPr>
-              <w:t>安装</w:t>
-              <w:br/>
-            </w:r>
-            <w:r>
-              <w:rPr>
-                <w:rFonts w:ascii="宋体" w:hAnsi="宋体" w:eastAsia="宋体" w:cs="宋体"/>
-                <w:b w:val="0"/>
-                <w:sz w:val="21"/>
-              </w:rPr>
-              <w:t>公司</w:t>
+              <w:t>安装公司</w:t>
             </w:r>
           </w:p>
         </w:tc>
         <w:tc>
           <w:tcPr>
-            <w:tcW w:type="dxa" w:w="580"/>
+            <w:tcW w:type="dxa" w:w="3000"/>
             <w:vAlign w:val="center"/>
             <w:tcBorders>
               <w:top w:val="single" w:sz="4" w:space="0" w:color="000000"/>
@@ -1233,94 +1018,13 @@
                 <w:b w:val="0"/>
                 <w:sz w:val="21"/>
               </w:rPr>
-              <w:t>青岛</w:t>
-              <w:br/>
-            </w:r>
-            <w:r>
-              <w:rPr>
-                <w:rFonts w:ascii="宋体" w:hAnsi="宋体" w:eastAsia="宋体" w:cs="宋体"/>
-                <w:b w:val="0"/>
-                <w:sz w:val="21"/>
-              </w:rPr>
-              <w:t>城阳</w:t>
-              <w:br/>
-            </w:r>
-            <w:r>
-              <w:rPr>
-                <w:rFonts w:ascii="宋体" w:hAnsi="宋体" w:eastAsia="宋体" w:cs="宋体"/>
-                <w:b w:val="0"/>
-                <w:sz w:val="21"/>
-              </w:rPr>
-              <w:t>映月</w:t>
-              <w:br/>
-            </w:r>
-            <w:r>
-              <w:rPr>
-                <w:rFonts w:ascii="宋体" w:hAnsi="宋体" w:eastAsia="宋体" w:cs="宋体"/>
-                <w:b w:val="0"/>
-                <w:sz w:val="21"/>
-              </w:rPr>
-              <w:t>（红</w:t>
-              <w:br/>
-            </w:r>
-            <w:r>
-              <w:rPr>
-                <w:rFonts w:ascii="宋体" w:hAnsi="宋体" w:eastAsia="宋体" w:cs="宋体"/>
-                <w:b w:val="0"/>
-                <w:sz w:val="21"/>
-              </w:rPr>
-              <w:t>岛）</w:t>
-              <w:br/>
-            </w:r>
-            <w:r>
-              <w:rPr>
-                <w:rFonts w:ascii="宋体" w:hAnsi="宋体" w:eastAsia="宋体" w:cs="宋体"/>
-                <w:b w:val="0"/>
-                <w:sz w:val="21"/>
-              </w:rPr>
-              <w:t>220</w:t>
-              <w:br/>
-            </w:r>
-            <w:r>
-              <w:rPr>
-                <w:rFonts w:ascii="宋体" w:hAnsi="宋体" w:eastAsia="宋体" w:cs="宋体"/>
-                <w:b w:val="0"/>
-                <w:sz w:val="21"/>
-              </w:rPr>
-              <w:t>千伏</w:t>
-              <w:br/>
-            </w:r>
-            <w:r>
-              <w:rPr>
-                <w:rFonts w:ascii="宋体" w:hAnsi="宋体" w:eastAsia="宋体" w:cs="宋体"/>
-                <w:b w:val="0"/>
-                <w:sz w:val="21"/>
-              </w:rPr>
-              <w:t>输变</w:t>
-              <w:br/>
-            </w:r>
-            <w:r>
-              <w:rPr>
-                <w:rFonts w:ascii="宋体" w:hAnsi="宋体" w:eastAsia="宋体" w:cs="宋体"/>
-                <w:b w:val="0"/>
-                <w:sz w:val="21"/>
-              </w:rPr>
-              <w:t>电工</w:t>
-              <w:br/>
-            </w:r>
-            <w:r>
-              <w:rPr>
-                <w:rFonts w:ascii="宋体" w:hAnsi="宋体" w:eastAsia="宋体" w:cs="宋体"/>
-                <w:b w:val="0"/>
-                <w:sz w:val="21"/>
-              </w:rPr>
-              <w:t>程</w:t>
+              <w:t>青岛城阳映月（红岛）220千伏输变电工程</w:t>
             </w:r>
           </w:p>
         </w:tc>
         <w:tc>
           <w:tcPr>
-            <w:tcW w:type="dxa" w:w="580"/>
+            <w:tcW w:type="dxa" w:w="720"/>
             <w:vAlign w:val="center"/>
             <w:tcBorders>
               <w:top w:val="single" w:sz="4" w:space="0" w:color="000000"/>
@@ -1347,7 +1051,7 @@
         </w:tc>
         <w:tc>
           <w:tcPr>
-            <w:tcW w:type="dxa" w:w="580"/>
+            <w:tcW w:type="dxa" w:w="1040"/>
             <w:vAlign w:val="center"/>
             <w:tcBorders>
               <w:top w:val="single" w:sz="4" w:space="0" w:color="000000"/>
@@ -1374,7 +1078,7 @@
         </w:tc>
         <w:tc>
           <w:tcPr>
-            <w:tcW w:type="dxa" w:w="580"/>
+            <w:tcW w:type="dxa" w:w="880"/>
             <w:vAlign w:val="center"/>
             <w:tcBorders>
               <w:top w:val="single" w:sz="4" w:space="0" w:color="000000"/>
@@ -1408,23 +1112,19 @@
         <w:keepLines w:val="false"/>
         <w:pageBreakBefore w:val="false"/>
         <w:widowControl w:val="false"/>
-        <w:kinsoku w:val="true"/>
-        <w:overflowPunct w:val="true"/>
-        <w:autoSpaceDE w:val="true"/>
+        <w:overflowPunct w:val="false"/>
         <w:bidi w:val="0"/>
         <w:snapToGrid w:val="false"/>
         <w:spacing w:lineRule="exact" w:line="580"/>
         <w:ind w:firstLine="640" w:end="0"/>
         <w:textAlignment w:val="auto"/>
         <w:rPr>
-          <w:rFonts w:cs="方正仿宋_GBK"/>
-          <w:color w:val="000000"/>
-          <w:kern w:val="2"/>
+          <w:rFonts w:ascii="方正黑体_GBK" w:hAnsi="方正黑体_GBK" w:eastAsia="方正黑体_GBK" w:cs="方正黑体_GBK"/>
+          <w:b w:val="false"/>
+          <w:bCs w:val="false"/>
           <w:sz w:val="32"/>
           <w:szCs w:val="32"/>
-          <w:highlight w:val="none"/>
-          <w:u w:val="none"/>
-          <w:lang w:val="en-US" w:eastAsia="zh-CN" w:bidi="ar-SA"/>
+          <w:lang w:val="en-US" w:eastAsia="zh-CN"/>
         </w:rPr>
       </w:pPr>
       <w:r>
@@ -1476,19 +1176,13 @@
         <w:spacing w:before="0" w:after="0" w:line="580" w:lineRule="exact"/>
         <w:ind w:firstLine="0" w:firstLineChars="0"/>
         <w:pStyle w:val="Normal"/>
-        <w:kinsoku w:val="true"/>
-        <w:overflowPunct w:val="true"/>
-        <w:autoSpaceDE w:val="true"/>
+        <w:overflowPunct w:val="false"/>
         <w:bidi w:val="0"/>
         <w:snapToGrid w:val="true"/>
         <w:textAlignment w:val="auto"/>
         <w:rPr>
-          <w:rFonts w:ascii="方正黑体_GBK" w:hAnsi="方正黑体_GBK" w:eastAsia="方正黑体_GBK" w:cs="方正黑体_GBK"/>
           <w:b w:val="false"/>
           <w:bCs w:val="false"/>
-          <w:sz w:val="32"/>
-          <w:szCs w:val="32"/>
-          <w:highlight w:val="none"/>
           <w:lang w:val="en-US" w:eastAsia="zh-CN"/>
         </w:rPr>
       </w:pPr>
@@ -1513,18 +1207,7 @@
         <w:spacing w:before="0" w:after="0" w:line="580" w:lineRule="exact"/>
         <w:ind w:firstLine="0" w:firstLineChars="0"/>
         <w:pStyle w:val="Normal"/>
-        <w:rPr>
-          <w:rFonts w:ascii="方正仿宋_GBK" w:hAnsi="方正仿宋_GBK" w:eastAsia="方正仿宋_GBK" w:cs="方正仿宋_GBK"/>
-          <w:b w:val="false"/>
-          <w:bCs w:val="false"/>
-          <w:color w:val="000000"/>
-          <w:kern w:val="2"/>
-          <w:sz w:val="32"/>
-          <w:szCs w:val="32"/>
-          <w:highlight w:val="none"/>
-          <w:u w:val="none"/>
-          <w:lang w:val="en-US" w:eastAsia="zh-CN" w:bidi="ar-SA"/>
-        </w:rPr>
+        <w:rPr/>
       </w:pPr>
       <w:r>
         <w:rPr>
@@ -1609,19 +1292,18 @@
         <w:ind w:firstLine="0" w:firstLineChars="0"/>
         <w:jc w:val="center"/>
         <w:pStyle w:val="Normal"/>
-        <w:kinsoku w:val="true"/>
-        <w:overflowPunct w:val="true"/>
-        <w:autoSpaceDE w:val="true"/>
+        <w:overflowPunct w:val="false"/>
         <w:bidi w:val="0"/>
         <w:snapToGrid w:val="true"/>
         <w:textAlignment w:val="auto"/>
         <w:rPr>
-          <w:rFonts w:ascii="方正黑体_GBK" w:hAnsi="方正黑体_GBK" w:eastAsia="方正黑体_GBK" w:cs="方正黑体_GBK"/>
-          <w:b w:val="false"/>
-          <w:bCs w:val="false"/>
+          <w:rFonts w:cs="方正仿宋_GBK"/>
+          <w:color w:val="000000"/>
+          <w:kern w:val="2"/>
           <w:sz w:val="32"/>
           <w:szCs w:val="32"/>
-          <w:lang w:val="en-US" w:eastAsia="zh-CN"/>
+          <w:u w:val="none"/>
+          <w:lang w:val="en-US" w:eastAsia="zh-CN" w:bidi="ar-SA"/>
         </w:rPr>
       </w:pPr>
       <w:r>
@@ -1649,13 +1331,11 @@
         <w:spacing w:lineRule="exact" w:line="580"/>
         <w:ind w:firstLine="640" w:end="0"/>
         <w:rPr>
-          <w:rFonts w:ascii="方正仿宋_GBK" w:hAnsi="方正仿宋_GBK" w:eastAsia="方正仿宋_GBK" w:cs="方正仿宋_GBK"/>
+          <w:rFonts w:cs="方正仿宋_GBK"/>
           <w:color w:val="000000"/>
-          <w:kern w:val="2"/>
-          <w:sz w:val="32"/>
-          <w:szCs w:val="32"/>
-          <w:highlight w:val="none"/>
-          <w:u w:val="none"/>
+          <w:kern w:val="0"/>
+          <w:sz w:val="31"/>
+          <w:szCs w:val="31"/>
           <w:lang w:val="en-US" w:eastAsia="zh-CN" w:bidi="ar-SA"/>
         </w:rPr>
       </w:pPr>
@@ -1681,7 +1361,7 @@
           <w:kern w:val="0"/>
           <w:sz w:val="31"/>
           <w:szCs w:val="31"/>
-          <w:lang w:val="en-US" w:eastAsia="zh-CN" w:bidi="ar"/>
+          <w:lang w:val="en-US" w:eastAsia="zh-CN" w:bidi="ar-SA"/>
         </w:rPr>
       </w:pPr>
       <w:r>
@@ -1691,7 +1371,7 @@
           <w:kern w:val="0"/>
           <w:sz w:val="31"/>
           <w:szCs w:val="31"/>
-          <w:lang w:val="en-US" w:eastAsia="zh-CN" w:bidi="ar"/>
+          <w:lang w:val="en-US" w:eastAsia="zh-CN" w:bidi="ar-SA"/>
         </w:rPr>
         <w:t>2.本日管理承载力为17%，现场管理人员满足作业管控需求。</w:t>
       </w:r>
@@ -1732,7 +1412,7 @@
           <w:kern w:val="0"/>
           <w:sz w:val="31"/>
           <w:szCs w:val="31"/>
-          <w:lang w:val="en-US" w:eastAsia="zh-CN" w:bidi="ar"/>
+          <w:lang w:val="en-US" w:eastAsia="zh-CN" w:bidi="ar-SA"/>
         </w:rPr>
       </w:pPr>
       <w:r>
@@ -1742,7 +1422,7 @@
           <w:kern w:val="0"/>
           <w:sz w:val="31"/>
           <w:szCs w:val="31"/>
-          <w:lang w:val="en-US" w:eastAsia="zh-CN" w:bidi="ar"/>
+          <w:lang w:val="en-US" w:eastAsia="zh-CN" w:bidi="ar-SA"/>
         </w:rPr>
       </w:r>
     </w:p>
@@ -1773,7 +1453,7 @@
         <w:rPr>
           <w:lang w:val="en-US" w:eastAsia="zh-CN"/>
         </w:rPr>
-        <w:t>当日日计划736项，三级风险4项。单位承载力居前的是电缆中心117.4%、平度公司76.5%、即墨公司55.8%。峰值单位电缆中心为117.4%，已达满载，请压缩该单位同期作业。管理承载力为17%。请各单位按实际承载力安排现场作业。</w:t>
+        <w:t>当日日计划736项，三级风险4项，四级风险200项，五级风险532项。单位承载力居前的是电缆中心117.4%、平度公司76.5%、即墨公司55.8%。峰值单位电缆中心为117.4%，已达满载，请压缩该单位同期作业。管理承载力为17%。请各单位按实际承载力安排现场作业。</w:t>
       </w:r>
     </w:p>
     <w:p>
@@ -1817,12 +1497,10 @@
       <w:rPr>
         <w:sz w:val="18"/>
       </w:rPr>
-    </w:r>
-    <w:r>
       <mc:AlternateContent>
         <mc:Choice Requires="wps">
           <w:drawing>
-            <wp:anchor behindDoc="1" distT="0" distB="0" distL="114935" distR="114935" simplePos="0" locked="0" layoutInCell="0" allowOverlap="1" relativeHeight="4">
+            <wp:anchor behindDoc="1" distT="0" distB="0" distL="114935" distR="0" simplePos="0" locked="0" layoutInCell="0" allowOverlap="1" relativeHeight="4">
               <wp:simplePos x="0" y="0"/>
               <wp:positionH relativeFrom="margin">
                 <wp:align>center</wp:align>
@@ -1830,10 +1508,10 @@
               <wp:positionV relativeFrom="paragraph">
                 <wp:posOffset>635</wp:posOffset>
               </wp:positionV>
-              <wp:extent cx="1031240" cy="369570"/>
-              <wp:effectExtent l="0" t="0" r="0" b="0"/>
+              <wp:extent cx="1031240" cy="368300"/>
+              <wp:effectExtent l="2292350" t="635" r="0" b="0"/>
               <wp:wrapNone/>
-              <wp:docPr id="2" name="Frame1"/>
+              <wp:docPr id="2" name=""/>
               <a:graphic xmlns:a="http://schemas.openxmlformats.org/drawingml/2006/main">
                 <a:graphicData uri="http://schemas.microsoft.com/office/word/2010/wordprocessingShape">
                   <wps:wsp>
@@ -1841,7 +1519,81 @@
                     <wps:spPr>
                       <a:xfrm>
                         <a:off x="0" y="0"/>
-                        <a:ext cx="1031240" cy="369570"/>
+                        <a:ext cx="1031400" cy="368280"/>
+                      </a:xfrm>
+                      <a:prstGeom prst="rect">
+                        <a:avLst/>
+                      </a:prstGeom>
+                      <a:noFill/>
+                      <a:ln w="0">
+                        <a:noFill/>
+                      </a:ln>
+                    </wps:spPr>
+                    <wps:bodyPr/>
+                  </wps:wsp>
+                </a:graphicData>
+              </a:graphic>
+            </wp:anchor>
+          </w:drawing>
+        </mc:Choice>
+        <mc:Fallback>
+          <w:pict>
+            <v:shapetype id="_x0000_t202" coordsize="21600,21600" o:spt="202" path="m,l,21600l21600,21600l21600,xe">
+              <v:stroke joinstyle="miter"/>
+              <v:path gradientshapeok="t" o:connecttype="rect"/>
+            </v:shapetype>
+            <v:shape id="shape_0" fillcolor="white" stroked="f" o:allowincell="f" style="position:absolute;margin-left:180.5pt;margin-top:0.05pt;width:81.15pt;height:28.95pt;mso-wrap-style:none;v-text-anchor:middle;mso-position-horizontal:center;mso-position-horizontal-relative:margin" type="_x0000_t202">
+              <v:textbox>
+                <w:txbxContent>
+                  <w:p>
+                    <w:pPr>
+                      <w:overflowPunct w:val="false"/>
+                      <w:spacing w:lineRule="auto" w:line="240"/>
+                      <w:jc w:val="start"/>
+                      <w:rPr/>
+                    </w:pPr>
+                    <w:r>
+                      <w:rPr>
+                        <w:sz w:val="24"/>
+                        <w:rFonts w:ascii="Liberation Serif" w:hAnsi="Liberation Serif" w:eastAsia="WenQuanYi Micro Hei" w:cs="Noto Sans Devanagari"/>
+                        <w:lang w:bidi="hi-IN"/>
+                      </w:rPr>
+                    </w:r>
+                  </w:p>
+                </w:txbxContent>
+              </v:textbox>
+              <v:fill o:detectmouseclick="t" type="solid" color2="black" opacity="0"/>
+              <v:stroke color="#3465a4" joinstyle="round" endcap="flat"/>
+              <w10:wrap type="none"/>
+            </v:shape>
+          </w:pict>
+        </mc:Fallback>
+      </mc:AlternateContent>
+    </w:r>
+    <w:r>
+      <mc:AlternateContent>
+        <mc:Choice Requires="wps">
+          <w:drawing>
+            <wp:anchor behindDoc="1" distT="72390" distB="72390" distL="0" distR="0" simplePos="0" locked="0" layoutInCell="0" allowOverlap="1" relativeHeight="6">
+              <wp:simplePos x="0" y="0"/>
+              <wp:positionH relativeFrom="margin">
+                <wp:align>center</wp:align>
+              </wp:positionH>
+              <wp:positionV relativeFrom="paragraph">
+                <wp:posOffset>635</wp:posOffset>
+              </wp:positionV>
+              <wp:extent cx="1031875" cy="368935"/>
+              <wp:effectExtent l="0" t="0" r="0" b="0"/>
+              <wp:wrapNone/>
+              <wp:docPr id="3" name="Frame2"/>
+              <a:graphic xmlns:a="http://schemas.openxmlformats.org/drawingml/2006/main">
+                <a:graphicData uri="http://schemas.microsoft.com/office/word/2010/wordprocessingShape">
+                  <wps:wsp>
+                    <wps:cNvSpPr txBox="1"/>
+                    <wps:spPr>
+                      <a:xfrm>
+                        <a:off x="0" y="0"/>
+                        <a:ext cx="1031875" cy="368935"/>
                       </a:xfrm>
                       <a:prstGeom prst="rect"/>
                       <a:solidFill>
@@ -1863,7 +1615,15 @@
                               <w:sz w:val="24"/>
                               <w:szCs w:val="24"/>
                             </w:rPr>
-                            <w:t xml:space="preserve">— </w:t>
+                            <w:t>—</w:t>
+                          </w:r>
+                          <w:r>
+                            <w:rPr>
+                              <w:rFonts w:eastAsia="方正仿宋_GBK" w:cs="方正仿宋_GBK"/>
+                              <w:sz w:val="24"/>
+                              <w:szCs w:val="24"/>
+                            </w:rPr>
+                            <w:t xml:space="preserve"> </w:t>
                           </w:r>
                           <w:r>
                             <w:rPr>
@@ -1911,13 +1671,21 @@
                               <w:sz w:val="24"/>
                               <w:szCs w:val="24"/>
                             </w:rPr>
-                            <w:t xml:space="preserve"> —</w:t>
+                            <w:t xml:space="preserve"> </w:t>
+                          </w:r>
+                          <w:r>
+                            <w:rPr>
+                              <w:rFonts w:eastAsia="方正仿宋_GBK" w:cs="方正仿宋_GBK"/>
+                              <w:sz w:val="24"/>
+                              <w:szCs w:val="24"/>
+                            </w:rPr>
+                            <w:t>—</w:t>
                           </w:r>
                         </w:p>
                       </w:txbxContent>
                     </wps:txbx>
-                    <wps:bodyPr anchor="t" lIns="635" tIns="635" rIns="635" bIns="635">
-                      <a:spAutoFit/>
+                    <wps:bodyPr anchor="t" lIns="1270" tIns="1270" rIns="1270" bIns="1270">
+                      <a:noAutofit/>
                     </wps:bodyPr>
                   </wps:wsp>
                 </a:graphicData>
@@ -1927,9 +1695,9 @@
         </mc:Choice>
         <mc:Fallback>
           <w:pict>
-            <v:rect fillcolor="#FFFFFF" style="position:absolute;rotation:-0;width:81.2pt;height:29.1pt;mso-wrap-distance-left:9.05pt;mso-wrap-distance-right:9.05pt;mso-wrap-distance-top:0pt;mso-wrap-distance-bottom:0pt;margin-top:0pt;mso-position-vertical-relative:text;margin-left:180.5pt;mso-position-horizontal:center;mso-position-horizontal-relative:margin">
+            <v:rect fillcolor="#FFFFFF" style="position:absolute;rotation:-0;width:81.25pt;height:29.05pt;mso-wrap-distance-left:0pt;mso-wrap-distance-right:0pt;mso-wrap-distance-top:5.7pt;mso-wrap-distance-bottom:5.7pt;margin-top:0.05pt;mso-position-vertical-relative:text;margin-left:180.5pt;mso-position-horizontal:center;mso-position-horizontal-relative:margin">
               <v:fill opacity="0f"/>
-              <v:textbox inset="0.000694444444444445in,0.000694444444444445in,0.000694444444444445in,0.000694444444444445in">
+              <v:textbox inset="0.00138888888888889in,0.00138888888888889in,0.00138888888888889in,0.00138888888888889in">
                 <w:txbxContent>
                   <w:p>
                     <w:pPr>
@@ -1942,7 +1710,15 @@
                         <w:sz w:val="24"/>
                         <w:szCs w:val="24"/>
                       </w:rPr>
-                      <w:t xml:space="preserve">— </w:t>
+                      <w:t>—</w:t>
+                    </w:r>
+                    <w:r>
+                      <w:rPr>
+                        <w:rFonts w:eastAsia="方正仿宋_GBK" w:cs="方正仿宋_GBK"/>
+                        <w:sz w:val="24"/>
+                        <w:szCs w:val="24"/>
+                      </w:rPr>
+                      <w:t xml:space="preserve"> </w:t>
                     </w:r>
                     <w:r>
                       <w:rPr>
@@ -1990,7 +1766,15 @@
                         <w:sz w:val="24"/>
                         <w:szCs w:val="24"/>
                       </w:rPr>
-                      <w:t xml:space="preserve"> —</w:t>
+                      <w:t xml:space="preserve"> </w:t>
+                    </w:r>
+                    <w:r>
+                      <w:rPr>
+                        <w:rFonts w:eastAsia="方正仿宋_GBK" w:cs="方正仿宋_GBK"/>
+                        <w:sz w:val="24"/>
+                        <w:szCs w:val="24"/>
+                      </w:rPr>
+                      <w:t>—</w:t>
                     </w:r>
                   </w:p>
                 </w:txbxContent>
@@ -2028,8 +1812,9 @@
     <w:qFormat/>
     <w:pPr>
       <w:widowControl w:val="false"/>
+      <w:suppressAutoHyphens w:val="true"/>
       <w:bidi w:val="0"/>
-      <w:spacing w:lineRule="exact" w:line="580"/>
+      <w:spacing w:lineRule="exact" w:line="580" w:before="0" w:after="0"/>
       <w:ind w:firstLine="880" w:start="0" w:end="0"/>
       <w:jc w:val="both"/>
     </w:pPr>
@@ -2074,7 +1859,7 @@
       <w:spacing w:before="240" w:after="120"/>
     </w:pPr>
     <w:rPr>
-      <w:rFonts w:ascii="Liberation Sans" w:hAnsi="Liberation Sans" w:eastAsia="WenQuanYi Micro Hei" w:cs="Noto Sans Devanagari"/>
+      <w:rFonts w:ascii="Liberation Sans;Arial" w:hAnsi="Liberation Sans;Arial" w:eastAsia="WenQuanYi Micro Hei" w:cs="Noto Sans Devanagari"/>
       <w:sz w:val="28"/>
       <w:szCs w:val="28"/>
     </w:rPr>
@@ -2202,7 +1987,6 @@
     <w:basedOn w:val="Normal"/>
     <w:next w:val="Footer"/>
     <w:pPr>
-      <w:pBdr/>
       <w:tabs>
         <w:tab w:val="clear" w:pos="420"/>
         <w:tab w:val="center" w:pos="4153" w:leader="none"/>
@@ -2247,7 +2031,7 @@
       <w:kern w:val="0"/>
       <w:sz w:val="24"/>
       <w:szCs w:val="24"/>
-      <w:lang w:val="en-US" w:eastAsia="zh-CN" w:bidi="ar"/>
+      <w:lang w:val="en-US" w:eastAsia="zh-CN" w:bidi="ar-SA"/>
     </w:rPr>
   </w:style>
   <w:style w:type="paragraph" w:styleId="Style18">

--- a/安全作业承载力分析/承载力报告/承载力报告20260923/国网青岛供电公司2026年9月23日安全承载力分析报告.docx
+++ b/安全作业承载力分析/承载力报告/承载力报告20260923/国网青岛供电公司2026年9月23日安全承载力分析报告.docx
@@ -1453,7 +1453,7 @@
         <w:rPr>
           <w:lang w:val="en-US" w:eastAsia="zh-CN"/>
         </w:rPr>
-        <w:t>当日日计划736项，三级风险4项，四级风险200项，五级风险532项。单位承载力居前的是电缆中心117.4%、平度公司76.5%、即墨公司55.8%。峰值单位电缆中心为117.4%，已达满载，请压缩该单位同期作业。管理承载力为17%。请各单位按实际承载力安排现场作业。</w:t>
+        <w:t>【判断】当日作业承载力总体偏紧。满载单位：电缆中心117.4%；重载单位：平度公司76.5%。矛盾主要集中在电缆中心。【风险】本周期三级4项、四级200项、五级532项。满载/重载单位须严控与三级风险作业的时段叠加。【管理】全网管理承载力17%，总体可支撑，但满载/重载单位检查频次应高于常规。【措施】1．对电缆中心：立即组织计划清理，非紧急四级/五级作业错峰或暂缓，满载解除前原则上不新增长周期作业；2．对平度公司：控制新增计划，优先保障已批复三级及紧急消缺；3．其他单位按预警分级动态管控。【反馈】请电缆中心安监会同生产部门于下一工作日前反馈计划调整结果。【底线】涉及保电、紧急消缺、重大风险管控的作业，须履行审批后实施，不得简单取消。</w:t>
       </w:r>
     </w:p>
     <w:p>
